--- a/プリセプト職務経歴書_陳傑様_完成版.docx
+++ b/プリセプト職務経歴書_陳傑様_完成版.docx
@@ -1116,7 +1116,7 @@
             <w:pPr>
               <w:jc w:val="left"/>
               <w:rPr>
-                <w:rFonts w:ascii="メイリオ" w:eastAsia="DengXian" w:hAnsi="メイリオ" w:hint="eastAsia"/>
+                <w:rFonts w:ascii="メイリオ" w:eastAsia="DengXian" w:hAnsi="メイリオ"/>
                 <w:sz w:val="20"/>
                 <w:lang w:eastAsia="zh-CN"/>
               </w:rPr>
@@ -1254,8 +1254,6 @@
               </w:rPr>
               <w:br/>
             </w:r>
-            <w:bookmarkStart w:id="0" w:name="_GoBack"/>
-            <w:bookmarkEnd w:id="0"/>
             <w:r>
               <w:rPr>
                 <w:rFonts w:ascii="メイリオ" w:eastAsia="メイリオ" w:hAnsi="メイリオ" w:hint="eastAsia"/>
@@ -1782,7 +1780,385 @@
                 <w:sz w:val="20"/>
               </w:rPr>
               <w:br/>
-              <w:t xml:space="preserve">　TypeScript、AWS、React、ES6、webpack、axios、Vite、Vitest、AWS Bedrock、AWS Lambda、API Gateway WebSocket、CloudWatch、IAM</w:t>
+              <w:t xml:space="preserve">　TypeScript、AWS、React、webpack、axios、Vite、Vitest、AWS Bedrock、AWS Lambda、API Gateway WebSocket、CloudWatch、IAM</w:t>
+            </w:r>
+            <w:r>
+              <w:rPr>
+                <w:rFonts w:ascii="メイリオ" w:eastAsia="メイリオ" w:hAnsi="メイリオ" w:cs="メイリオ"/>
+                <w:sz w:val="20"/>
+              </w:rPr>
+              <w:br/>
+            </w:r>
+            <w:r>
+              <w:rPr>
+                <w:rFonts w:ascii="メイリオ" w:eastAsia="メイリオ" w:hAnsi="メイリオ" w:cs="メイリオ"/>
+                <w:sz w:val="20"/>
+              </w:rPr>
+              <w:br/>
+            </w:r>
+          </w:p>
+        </w:tc>
+        <w:bookmarkStart w:id="0" w:name="_GoBack"/>
+        <w:bookmarkEnd w:id="0"/>
+      </w:tr>
+      <w:tr>
+        <w:trPr>
+          <w:cantSplit/>
+          <w:trHeight w:val="798"/>
+        </w:trPr>
+        <w:tc>
+          <w:tcPr>
+            <w:tcW w:w="8363" w:type="dxa"/>
+            <w:tcBorders>
+              <w:top w:val="single" w:sz="4" w:space="0" w:color="auto"/>
+              <w:left w:val="single" w:sz="4" w:space="0" w:color="auto"/>
+              <w:bottom w:val="single" w:sz="4" w:space="0" w:color="auto"/>
+              <w:right w:val="single" w:sz="4" w:space="0" w:color="auto"/>
+            </w:tcBorders>
+          </w:tcPr>
+          <w:p>
+            <w:pPr>
+              <w:jc w:val="left"/>
+              <w:rPr>
+                <w:rFonts w:ascii="メイリオ" w:eastAsia="メイリオ" w:hAnsi="メイリオ" w:hint="eastAsia"/>
+                <w:sz w:val="20"/>
+              </w:rPr>
+            </w:pPr>
+            <w:r>
+              <w:rPr>
+                <w:rFonts w:ascii="メイリオ" w:eastAsia="メイリオ" w:hAnsi="メイリオ" w:hint="eastAsia"/>
+                <w:sz w:val="20"/>
+              </w:rPr>
+              <w:lastRenderedPageBreak/>
+              <w:t>2023年05月　～　2024年07月</w:t>
+            </w:r>
+            <w:r>
+              <w:rPr>
+                <w:rFonts w:ascii="メイリオ" w:eastAsia="メイリオ" w:hAnsi="メイリオ" w:hint="eastAsia"/>
+                <w:sz w:val="20"/>
+              </w:rPr>
+              <w:br/>
+              <w:t>化粧品会社向け　セールス/販売システム化（仕組み）プロジェクト</w:t>
+            </w:r>
+            <w:r>
+              <w:rPr>
+                <w:rFonts w:ascii="メイリオ" w:eastAsia="メイリオ" w:hAnsi="メイリオ" w:hint="eastAsia"/>
+                <w:sz w:val="20"/>
+              </w:rPr>
+              <w:br/>
+              <w:t xml:space="preserve">　　</w:t>
+            </w:r>
+            <w:r>
+              <w:rPr>
+                <w:rFonts w:ascii="メイリオ" w:eastAsia="メイリオ" w:hAnsi="メイリオ" w:hint="eastAsia"/>
+                <w:sz w:val="20"/>
+              </w:rPr>
+              <w:br/>
+              <w:t xml:space="preserve">　【概要】</w:t>
+            </w:r>
+            <w:r>
+              <w:rPr>
+                <w:rFonts w:ascii="メイリオ" w:eastAsia="メイリオ" w:hAnsi="メイリオ" w:hint="eastAsia"/>
+                <w:sz w:val="20"/>
+              </w:rPr>
+              <w:br/>
+              <w:t>化粧品販売ECサイトにおいて、レコメンドコンポーネント、ハッシュタグ機能、アクセシビリティ対応などの新規機能開発に従事しました。</w:t>
+            </w:r>
+            <w:r>
+              <w:rPr>
+                <w:rFonts w:ascii="メイリオ" w:eastAsia="メイリオ" w:hAnsi="メイリオ" w:hint="eastAsia"/>
+                <w:sz w:val="20"/>
+              </w:rPr>
+              <w:br/>
+            </w:r>
+            <w:r>
+              <w:rPr>
+                <w:rFonts w:ascii="メイリオ" w:eastAsia="メイリオ" w:hAnsi="メイリオ" w:hint="eastAsia"/>
+                <w:sz w:val="20"/>
+              </w:rPr>
+              <w:br/>
+              <w:t>【担当内容・役割】</w:t>
+            </w:r>
+            <w:r>
+              <w:rPr>
+                <w:rFonts w:ascii="メイリオ" w:eastAsia="メイリオ" w:hAnsi="メイリオ" w:hint="eastAsia"/>
+                <w:sz w:val="20"/>
+              </w:rPr>
+              <w:br/>
+            </w:r>
+            <w:r>
+              <w:rPr>
+                <w:rFonts w:ascii="メイリオ" w:eastAsia="メイリオ" w:hAnsi="メイリオ" w:hint="eastAsia"/>
+                <w:sz w:val="20"/>
+              </w:rPr>
+              <w:t>• AWS Glue を用いて、S3 上のクレンジング済み行動ログと Amazon RDS 上の注文データを「ユーザーID」で JOIN する ETL パイプラインを構築。</w:t>
+            </w:r>
+          </w:p>
+          <w:p>
+            <w:pPr>
+              <w:jc w:val="left"/>
+              <w:rPr>
+                <w:rFonts w:ascii="メイリオ" w:eastAsia="メイリオ" w:hAnsi="メイリオ" w:hint="eastAsia"/>
+                <w:sz w:val="20"/>
+              </w:rPr>
+            </w:pPr>
+            <w:r>
+              <w:rPr>
+                <w:rFonts w:ascii="メイリオ" w:eastAsia="メイリオ" w:hAnsi="メイリオ" w:hint="eastAsia"/>
+                <w:sz w:val="20"/>
+              </w:rPr>
+              <w:t>• CVR を集計したデータマートを S3 へ自動出力し、Amazon QuickSight 上でファネルチャート等として可視化するマーケティング分析環境を整備しました。</w:t>
+            </w:r>
+          </w:p>
+          <w:p>
+            <w:pPr>
+              <w:jc w:val="left"/>
+              <w:rPr>
+                <w:rFonts w:ascii="メイリオ" w:eastAsia="メイリオ" w:hAnsi="メイリオ" w:hint="eastAsia"/>
+                <w:sz w:val="20"/>
+              </w:rPr>
+            </w:pPr>
+            <w:r>
+              <w:rPr>
+                <w:rFonts w:ascii="メイリオ" w:eastAsia="メイリオ" w:hAnsi="メイリオ" w:hint="eastAsia"/>
+                <w:sz w:val="20"/>
+              </w:rPr>
+              <w:t>• 商品画像の自動最適化。</w:t>
+            </w:r>
+          </w:p>
+          <w:p>
+            <w:pPr>
+              <w:jc w:val="left"/>
+              <w:rPr>
+                <w:rFonts w:ascii="メイリオ" w:eastAsia="メイリオ" w:hAnsi="メイリオ" w:hint="eastAsia"/>
+                <w:sz w:val="20"/>
+              </w:rPr>
+            </w:pPr>
+            <w:r>
+              <w:rPr>
+                <w:rFonts w:ascii="メイリオ" w:eastAsia="メイリオ" w:hAnsi="メイリオ" w:hint="eastAsia"/>
+                <w:sz w:val="20"/>
+              </w:rPr>
+              <w:t>• セール開始時のクーポン自動配布・Webhook 通知。</w:t>
+            </w:r>
+          </w:p>
+          <w:p>
+            <w:pPr>
+              <w:jc w:val="left"/>
+              <w:rPr>
+                <w:rFonts w:ascii="メイリオ" w:eastAsia="DengXian" w:hAnsi="メイリオ"/>
+                <w:sz w:val="20"/>
+                <w:lang w:eastAsia="zh-CN"/>
+              </w:rPr>
+            </w:pPr>
+            <w:r>
+              <w:rPr>
+                <w:rFonts w:ascii="メイリオ" w:eastAsia="メイリオ" w:hAnsi="メイリオ" w:hint="eastAsia"/>
+                <w:sz w:val="20"/>
+              </w:rPr>
+              <w:t>• Amazon CloudWatch や AWS X-Ray を用いたログ・トレース調査、障害の原因分析およびバグ修正を実施。</w:t>
+            </w:r>
+          </w:p>
+          <w:p>
+            <w:pPr>
+              <w:jc w:val="left"/>
+              <w:rPr>
+                <w:rFonts w:ascii="メイリオ" w:eastAsia="メイリオ" w:hAnsi="メイリオ"/>
+                <w:sz w:val="20"/>
+              </w:rPr>
+            </w:pPr>
+          </w:p>
+        </w:tc>
+        <w:tc>
+          <w:tcPr>
+            <w:tcW w:w="1843" w:type="dxa"/>
+            <w:tcBorders>
+              <w:top w:val="single" w:sz="4" w:space="0" w:color="auto"/>
+              <w:left w:val="single" w:sz="4" w:space="0" w:color="auto"/>
+              <w:bottom w:val="single" w:sz="4" w:space="0" w:color="auto"/>
+              <w:right w:val="single" w:sz="4" w:space="0" w:color="auto"/>
+            </w:tcBorders>
+          </w:tcPr>
+          <w:p>
+            <w:pPr>
+              <w:jc w:val="left"/>
+              <w:rPr>
+                <w:rFonts w:ascii="メイリオ" w:eastAsia="DengXian" w:hAnsi="メイリオ" w:cs="メイリオ" w:hint="eastAsia"/>
+                <w:sz w:val="20"/>
+                <w:lang w:eastAsia="zh-CN"/>
+              </w:rPr>
+            </w:pPr>
+            <w:r>
+              <w:rPr>
+                <w:rFonts w:ascii="メイリオ" w:eastAsia="メイリオ" w:hAnsi="メイリオ" w:cs="メイリオ"/>
+                <w:sz w:val="20"/>
+              </w:rPr>
+              <w:t>【役割】</w:t>
+            </w:r>
+            <w:r>
+              <w:rPr>
+                <w:rFonts w:ascii="メイリオ" w:eastAsia="メイリオ" w:hAnsi="メイリオ" w:cs="メイリオ"/>
+                <w:sz w:val="20"/>
+              </w:rPr>
+              <w:br/>
+              <w:t>役割：メンバー</w:t>
+            </w:r>
+            <w:r>
+              <w:rPr>
+                <w:rFonts w:ascii="メイリオ" w:eastAsia="メイリオ" w:hAnsi="メイリオ" w:cs="メイリオ"/>
+                <w:sz w:val="20"/>
+              </w:rPr>
+              <w:br/>
+            </w:r>
+            <w:r>
+              <w:rPr>
+                <w:rFonts w:ascii="メイリオ" w:eastAsia="メイリオ" w:hAnsi="メイリオ" w:cs="メイリオ"/>
+                <w:sz w:val="20"/>
+              </w:rPr>
+              <w:br/>
+              <w:t>【規模】</w:t>
+            </w:r>
+            <w:r>
+              <w:rPr>
+                <w:rFonts w:ascii="メイリオ" w:eastAsia="メイリオ" w:hAnsi="メイリオ" w:cs="メイリオ"/>
+                <w:sz w:val="20"/>
+              </w:rPr>
+              <w:br/>
+              <w:t>人数：28人</w:t>
+            </w:r>
+            <w:r>
+              <w:rPr>
+                <w:rFonts w:ascii="メイリオ" w:eastAsia="メイリオ" w:hAnsi="メイリオ" w:cs="メイリオ"/>
+                <w:sz w:val="20"/>
+              </w:rPr>
+              <w:br/>
+            </w:r>
+            <w:r>
+              <w:rPr>
+                <w:rFonts w:ascii="メイリオ" w:eastAsia="メイリオ" w:hAnsi="メイリオ" w:cs="メイリオ"/>
+                <w:sz w:val="20"/>
+              </w:rPr>
+              <w:br/>
+              <w:t>【開発環境】</w:t>
+            </w:r>
+            <w:r>
+              <w:rPr>
+                <w:rFonts w:ascii="メイリオ" w:eastAsia="メイリオ" w:hAnsi="メイリオ" w:cs="メイリオ"/>
+                <w:sz w:val="20"/>
+              </w:rPr>
+              <w:br/>
+            </w:r>
+            <w:r>
+              <w:rPr>
+                <w:rFonts w:ascii="メイリオ" w:eastAsia="メイリオ" w:hAnsi="メイリオ" w:cs="メイリオ"/>
+                <w:sz w:val="20"/>
+              </w:rPr>
+              <w:t>Amazon S3, Amazon ElastiCache, Amazon SQS, Amazon SNS, Amazon EventBridge, Amazon ECR, AWS Lambda, AWS Glue</w:t>
+            </w:r>
+            <w:r>
+              <w:rPr>
+                <w:rFonts w:ascii="メイリオ" w:eastAsia="DengXian" w:hAnsi="メイリオ" w:cs="メイリオ" w:hint="eastAsia"/>
+                <w:sz w:val="20"/>
+                <w:lang w:eastAsia="zh-CN"/>
+              </w:rPr>
+              <w:t>,</w:t>
+            </w:r>
+          </w:p>
+          <w:p>
+            <w:pPr>
+              <w:jc w:val="left"/>
+              <w:rPr>
+                <w:rFonts w:ascii="メイリオ" w:eastAsia="メイリオ" w:hAnsi="メイリオ" w:cs="メイリオ"/>
+                <w:sz w:val="20"/>
+              </w:rPr>
+            </w:pPr>
+            <w:r>
+              <w:rPr>
+                <w:rFonts w:ascii="メイリオ" w:eastAsia="メイリオ" w:hAnsi="メイリオ" w:cs="メイリオ"/>
+                <w:sz w:val="20"/>
+              </w:rPr>
+              <w:t>SpringBoot</w:t>
+            </w:r>
+          </w:p>
+          <w:p>
+            <w:pPr>
+              <w:jc w:val="left"/>
+              <w:rPr>
+                <w:rFonts w:ascii="メイリオ" w:eastAsia="メイリオ" w:hAnsi="メイリオ" w:cs="メイリオ"/>
+                <w:sz w:val="20"/>
+              </w:rPr>
+            </w:pPr>
+            <w:r>
+              <w:rPr>
+                <w:rFonts w:ascii="メイリオ" w:eastAsia="メイリオ" w:hAnsi="メイリオ" w:cs="メイリオ"/>
+                <w:sz w:val="20"/>
+              </w:rPr>
+              <w:t>React-Bootstrap</w:t>
+            </w:r>
+          </w:p>
+          <w:p>
+            <w:pPr>
+              <w:jc w:val="left"/>
+              <w:rPr>
+                <w:rFonts w:ascii="メイリオ" w:eastAsia="DengXian" w:hAnsi="メイリオ" w:cs="メイリオ" w:hint="eastAsia"/>
+                <w:sz w:val="20"/>
+                <w:lang w:eastAsia="zh-CN"/>
+              </w:rPr>
+            </w:pPr>
+            <w:r>
+              <w:rPr>
+                <w:rFonts w:ascii="メイリオ" w:eastAsia="メイリオ" w:hAnsi="メイリオ" w:cs="メイリオ"/>
+                <w:sz w:val="20"/>
+              </w:rPr>
+              <w:t>Redux</w:t>
+            </w:r>
+          </w:p>
+          <w:p>
+            <w:pPr>
+              <w:jc w:val="left"/>
+              <w:rPr>
+                <w:rFonts w:ascii="メイリオ" w:eastAsia="メイリオ" w:hAnsi="メイリオ" w:cs="メイリオ"/>
+                <w:sz w:val="20"/>
+              </w:rPr>
+            </w:pPr>
+            <w:r>
+              <w:rPr>
+                <w:rFonts w:ascii="メイリオ" w:eastAsia="メイリオ" w:hAnsi="メイリオ" w:cs="メイリオ"/>
+                <w:sz w:val="20"/>
+              </w:rPr>
+              <w:t>VScode</w:t>
+            </w:r>
+          </w:p>
+          <w:p>
+            <w:pPr>
+              <w:jc w:val="left"/>
+              <w:rPr>
+                <w:rFonts w:ascii="メイリオ" w:eastAsia="メイリオ" w:hAnsi="メイリオ" w:cs="メイリオ"/>
+                <w:sz w:val="20"/>
+              </w:rPr>
+            </w:pPr>
+            <w:r>
+              <w:rPr>
+                <w:rFonts w:ascii="メイリオ" w:eastAsia="メイリオ" w:hAnsi="メイリオ" w:cs="メイリオ"/>
+                <w:sz w:val="20"/>
+              </w:rPr>
+              <w:t>AWS Toolkit</w:t>
+            </w:r>
+          </w:p>
+          <w:p>
+            <w:pPr>
+              <w:jc w:val="left"/>
+              <w:rPr>
+                <w:rFonts w:ascii="メイリオ" w:eastAsia="メイリオ" w:hAnsi="メイリオ" w:cs="メイリオ"/>
+                <w:sz w:val="20"/>
+              </w:rPr>
+            </w:pPr>
+            <w:r>
+              <w:rPr>
+                <w:rFonts w:ascii="メイリオ" w:eastAsia="メイリオ" w:hAnsi="メイリオ" w:cs="メイリオ"/>
+                <w:sz w:val="20"/>
+              </w:rPr>
+              <w:t>Github</w:t>
             </w:r>
             <w:r>
               <w:rPr>
@@ -1830,15 +2206,15 @@
                 <w:sz w:val="20"/>
               </w:rPr>
               <w:lastRenderedPageBreak/>
-              <w:t>2023年05月　～　2024年07月</w:t>
-            </w:r>
-            <w:r>
-              <w:rPr>
-                <w:rFonts w:ascii="メイリオ" w:eastAsia="メイリオ" w:hAnsi="メイリオ" w:hint="eastAsia"/>
-                <w:sz w:val="20"/>
-              </w:rPr>
-              <w:br/>
-              <w:t>化粧品会社向け　セールス/販売システム化（仕組み）プロジェクト</w:t>
+              <w:t>2022年08月　～　2023年04月</w:t>
+            </w:r>
+            <w:r>
+              <w:rPr>
+                <w:rFonts w:ascii="メイリオ" w:eastAsia="メイリオ" w:hAnsi="メイリオ" w:hint="eastAsia"/>
+                <w:sz w:val="20"/>
+              </w:rPr>
+              <w:br/>
+              <w:t>都市銀行向け　セールス/販売効率化プロジェクト</w:t>
             </w:r>
             <w:r>
               <w:rPr>
@@ -1862,7 +2238,7 @@
                 <w:sz w:val="20"/>
               </w:rPr>
               <w:br/>
-              <w:t>化粧品販売ECサイトにおいて、レコメンドコンポーネント、ハッシュタグ機能、アクセシビリティ対応などの新規機能開発に従事しました。</w:t>
+              <w:t>国内・海外の証券、債券、先物取引を行う金融取引システムの改修開発プロジェクトに従事しました。</w:t>
             </w:r>
             <w:r>
               <w:rPr>
@@ -1885,23 +2261,15 @@
                 <w:sz w:val="20"/>
               </w:rPr>
               <w:br/>
-              <w:t>概要設計書をもとに、基本設計書・詳細設計書の作成から実装、単体テスト、結合テスト、疎通試験まで一貫して担当しました。</w:t>
-            </w:r>
-            <w:r>
-              <w:rPr>
-                <w:rFonts w:ascii="メイリオ" w:eastAsia="メイリオ" w:hAnsi="メイリオ" w:hint="eastAsia"/>
-                <w:sz w:val="20"/>
-              </w:rPr>
-              <w:br/>
-              <w:t>また、一部機能では確定要件の作成も担当した経験があります。</w:t>
-            </w:r>
-            <w:r>
-              <w:rPr>
-                <w:rFonts w:ascii="メイリオ" w:eastAsia="メイリオ" w:hAnsi="メイリオ" w:hint="eastAsia"/>
-                <w:sz w:val="20"/>
-              </w:rPr>
-              <w:br/>
-              <w:t>そのほか、試験工程で発生した障害について、原因分析および不具合修正対応を行いました。</w:t>
+              <w:t>概要設計書をもとに、夜間データ処理バッチおよび外部システム向けデータ変換バッチの詳細設計、実装、単体テスト、結合テストまで一貫して担当しました。</w:t>
+            </w:r>
+            <w:r>
+              <w:rPr>
+                <w:rFonts w:ascii="メイリオ" w:eastAsia="メイリオ" w:hAnsi="メイリオ" w:hint="eastAsia"/>
+                <w:sz w:val="20"/>
+              </w:rPr>
+              <w:br/>
+              <w:t>また、Dockerを用いたサーバー環境へのリリース作業も担当し、安定した運用に向けた対応を行いました。</w:t>
             </w:r>
             <w:r>
               <w:rPr>
@@ -1973,211 +2341,6 @@
                 <w:sz w:val="20"/>
               </w:rPr>
               <w:br/>
-              <w:t>人数：28人</w:t>
-            </w:r>
-            <w:r>
-              <w:rPr>
-                <w:rFonts w:ascii="メイリオ" w:eastAsia="メイリオ" w:hAnsi="メイリオ" w:cs="メイリオ"/>
-                <w:sz w:val="20"/>
-              </w:rPr>
-              <w:br/>
-            </w:r>
-            <w:r>
-              <w:rPr>
-                <w:rFonts w:ascii="メイリオ" w:eastAsia="メイリオ" w:hAnsi="メイリオ" w:cs="メイリオ"/>
-                <w:sz w:val="20"/>
-              </w:rPr>
-              <w:br/>
-              <w:t>【開発環境】</w:t>
-            </w:r>
-            <w:r>
-              <w:rPr>
-                <w:rFonts w:ascii="メイリオ" w:eastAsia="メイリオ" w:hAnsi="メイリオ" w:cs="メイリオ"/>
-                <w:sz w:val="20"/>
-              </w:rPr>
-              <w:br/>
-              <w:t xml:space="preserve">　JavaScript、TypeScript、Node.JS、css、Tomcat、Photoshop、React.js、Redux、ES6、webpack、oracle、SAPハイピス、Spring、SpringMVC、Mybatis、antd、React-Bootstrap、React-Router、axios</w:t>
-            </w:r>
-            <w:r>
-              <w:rPr>
-                <w:rFonts w:ascii="メイリオ" w:eastAsia="メイリオ" w:hAnsi="メイリオ" w:cs="メイリオ"/>
-                <w:sz w:val="20"/>
-              </w:rPr>
-              <w:br/>
-            </w:r>
-            <w:r>
-              <w:rPr>
-                <w:rFonts w:ascii="メイリオ" w:eastAsia="メイリオ" w:hAnsi="メイリオ" w:cs="メイリオ"/>
-                <w:sz w:val="20"/>
-              </w:rPr>
-              <w:br/>
-            </w:r>
-          </w:p>
-        </w:tc>
-      </w:tr>
-      <w:tr>
-        <w:trPr>
-          <w:cantSplit/>
-          <w:trHeight w:val="798"/>
-        </w:trPr>
-        <w:tc>
-          <w:tcPr>
-            <w:tcW w:w="8363" w:type="dxa"/>
-            <w:tcBorders>
-              <w:top w:val="single" w:sz="4" w:space="0" w:color="auto"/>
-              <w:left w:val="single" w:sz="4" w:space="0" w:color="auto"/>
-              <w:bottom w:val="single" w:sz="4" w:space="0" w:color="auto"/>
-              <w:right w:val="single" w:sz="4" w:space="0" w:color="auto"/>
-            </w:tcBorders>
-          </w:tcPr>
-          <w:p>
-            <w:pPr>
-              <w:jc w:val="left"/>
-              <w:rPr>
-                <w:rFonts w:ascii="メイリオ" w:eastAsia="メイリオ" w:hAnsi="メイリオ"/>
-                <w:sz w:val="20"/>
-              </w:rPr>
-            </w:pPr>
-            <w:r>
-              <w:rPr>
-                <w:rFonts w:ascii="メイリオ" w:eastAsia="メイリオ" w:hAnsi="メイリオ" w:hint="eastAsia"/>
-                <w:sz w:val="20"/>
-              </w:rPr>
-              <w:t>2022年08月　～　2023年04月</w:t>
-            </w:r>
-            <w:r>
-              <w:rPr>
-                <w:rFonts w:ascii="メイリオ" w:eastAsia="メイリオ" w:hAnsi="メイリオ" w:hint="eastAsia"/>
-                <w:sz w:val="20"/>
-              </w:rPr>
-              <w:br/>
-              <w:t>都市銀行向け　セールス/販売効率化プロジェクト</w:t>
-            </w:r>
-            <w:r>
-              <w:rPr>
-                <w:rFonts w:ascii="メイリオ" w:eastAsia="メイリオ" w:hAnsi="メイリオ" w:hint="eastAsia"/>
-                <w:sz w:val="20"/>
-              </w:rPr>
-              <w:br/>
-              <w:t xml:space="preserve">　　</w:t>
-            </w:r>
-            <w:r>
-              <w:rPr>
-                <w:rFonts w:ascii="メイリオ" w:eastAsia="メイリオ" w:hAnsi="メイリオ" w:hint="eastAsia"/>
-                <w:sz w:val="20"/>
-              </w:rPr>
-              <w:br/>
-              <w:t xml:space="preserve">　【概要】</w:t>
-            </w:r>
-            <w:r>
-              <w:rPr>
-                <w:rFonts w:ascii="メイリオ" w:eastAsia="メイリオ" w:hAnsi="メイリオ" w:hint="eastAsia"/>
-                <w:sz w:val="20"/>
-              </w:rPr>
-              <w:br/>
-              <w:t>国内・海外の証券、債券、先物取引を行う金融取引システムの改修開発プロジェクトに従事しました。</w:t>
-            </w:r>
-            <w:r>
-              <w:rPr>
-                <w:rFonts w:ascii="メイリオ" w:eastAsia="メイリオ" w:hAnsi="メイリオ" w:hint="eastAsia"/>
-                <w:sz w:val="20"/>
-              </w:rPr>
-              <w:br/>
-            </w:r>
-            <w:r>
-              <w:rPr>
-                <w:rFonts w:ascii="メイリオ" w:eastAsia="メイリオ" w:hAnsi="メイリオ" w:hint="eastAsia"/>
-                <w:sz w:val="20"/>
-              </w:rPr>
-              <w:br/>
-              <w:t>【担当内容・役割】</w:t>
-            </w:r>
-            <w:r>
-              <w:rPr>
-                <w:rFonts w:ascii="メイリオ" w:eastAsia="メイリオ" w:hAnsi="メイリオ" w:hint="eastAsia"/>
-                <w:sz w:val="20"/>
-              </w:rPr>
-              <w:br/>
-              <w:t>概要設計書をもとに、夜間データ処理バッチおよび外部システム向けデータ変換バッチの詳細設計、実装、単体テスト、結合テストまで一貫して担当しました。</w:t>
-            </w:r>
-            <w:r>
-              <w:rPr>
-                <w:rFonts w:ascii="メイリオ" w:eastAsia="メイリオ" w:hAnsi="メイリオ" w:hint="eastAsia"/>
-                <w:sz w:val="20"/>
-              </w:rPr>
-              <w:br/>
-              <w:t>また、Dockerを用いたサーバー環境へのリリース作業も担当し、安定した運用に向けた対応を行いました。</w:t>
-            </w:r>
-            <w:r>
-              <w:rPr>
-                <w:rFonts w:ascii="メイリオ" w:eastAsia="メイリオ" w:hAnsi="メイリオ" w:hint="eastAsia"/>
-                <w:sz w:val="20"/>
-              </w:rPr>
-              <w:br/>
-            </w:r>
-            <w:r>
-              <w:rPr>
-                <w:rFonts w:ascii="メイリオ" w:eastAsia="メイリオ" w:hAnsi="メイリオ" w:hint="eastAsia"/>
-                <w:sz w:val="20"/>
-              </w:rPr>
-              <w:br/>
-            </w:r>
-          </w:p>
-        </w:tc>
-        <w:tc>
-          <w:tcPr>
-            <w:tcW w:w="1843" w:type="dxa"/>
-            <w:tcBorders>
-              <w:top w:val="single" w:sz="4" w:space="0" w:color="auto"/>
-              <w:left w:val="single" w:sz="4" w:space="0" w:color="auto"/>
-              <w:bottom w:val="single" w:sz="4" w:space="0" w:color="auto"/>
-              <w:right w:val="single" w:sz="4" w:space="0" w:color="auto"/>
-            </w:tcBorders>
-          </w:tcPr>
-          <w:p>
-            <w:pPr>
-              <w:jc w:val="left"/>
-              <w:rPr>
-                <w:rFonts w:ascii="メイリオ" w:eastAsia="メイリオ" w:hAnsi="メイリオ" w:cs="メイリオ"/>
-                <w:sz w:val="20"/>
-              </w:rPr>
-            </w:pPr>
-            <w:r>
-              <w:rPr>
-                <w:rFonts w:ascii="メイリオ" w:eastAsia="メイリオ" w:hAnsi="メイリオ" w:cs="メイリオ"/>
-                <w:sz w:val="20"/>
-              </w:rPr>
-              <w:t>【役割】</w:t>
-            </w:r>
-            <w:r>
-              <w:rPr>
-                <w:rFonts w:ascii="メイリオ" w:eastAsia="メイリオ" w:hAnsi="メイリオ" w:cs="メイリオ"/>
-                <w:sz w:val="20"/>
-              </w:rPr>
-              <w:br/>
-              <w:t>役割：メンバー</w:t>
-            </w:r>
-            <w:r>
-              <w:rPr>
-                <w:rFonts w:ascii="メイリオ" w:eastAsia="メイリオ" w:hAnsi="メイリオ" w:cs="メイリオ"/>
-                <w:sz w:val="20"/>
-              </w:rPr>
-              <w:br/>
-            </w:r>
-            <w:r>
-              <w:rPr>
-                <w:rFonts w:ascii="メイリオ" w:eastAsia="メイリオ" w:hAnsi="メイリオ" w:cs="メイリオ"/>
-                <w:sz w:val="20"/>
-              </w:rPr>
-              <w:br/>
-              <w:t>【規模】</w:t>
-            </w:r>
-            <w:r>
-              <w:rPr>
-                <w:rFonts w:ascii="メイリオ" w:eastAsia="メイリオ" w:hAnsi="メイリオ" w:cs="メイリオ"/>
-                <w:sz w:val="20"/>
-              </w:rPr>
-              <w:br/>
               <w:t>人数：30人</w:t>
             </w:r>
             <w:r>
@@ -2250,7 +2413,6 @@
           <w:sz w:val="20"/>
           <w:szCs w:val="20"/>
         </w:rPr>
-        <w:lastRenderedPageBreak/>
         <w:t>2021年03月 ～ 2022年07月　杭州宏服科学技術株式会社(正社員)</w:t>
       </w:r>
     </w:p>
@@ -2601,6 +2763,7 @@
           <w:rFonts w:ascii="メイリオ" w:eastAsia="メイリオ" w:hAnsi="メイリオ" w:cs="メイリオ" w:hint="eastAsia"/>
           <w:sz w:val="20"/>
         </w:rPr>
+        <w:lastRenderedPageBreak/>
         <w:t>休業情報</w:t>
       </w:r>
     </w:p>
@@ -9928,7 +10091,7 @@
   <a:extraClrSchemeLst/>
   <a:extLst>
     <a:ext uri="{05A4C25C-085E-4340-85A3-A5531E510DB2}">
-      <thm15:themeFamily xmlns:thm15="http://schemas.microsoft.com/office/thememl/2012/main" xmlns="" name="Office Theme" id="{62F939B6-93AF-4DB8-9C6B-D6C7DFDC589F}" vid="{4A3C46E8-61CC-4603-A589-7422A47A8E4A}"/>
+      <thm15:themeFamily xmlns="" xmlns:thm15="http://schemas.microsoft.com/office/thememl/2012/main" name="Office Theme" id="{62F939B6-93AF-4DB8-9C6B-D6C7DFDC589F}" vid="{4A3C46E8-61CC-4603-A589-7422A47A8E4A}"/>
     </a:ext>
   </a:extLst>
 </a:theme>
@@ -9939,7 +10102,7 @@
 </file>
 
 <file path=customXml/itemProps1.xml><?xml version="1.0" encoding="utf-8"?>
-<ds:datastoreItem xmlns:ds="http://schemas.openxmlformats.org/officeDocument/2006/customXml" ds:itemID="{74A794B3-63E4-4A1F-9A25-4960F721721E}">
+<ds:datastoreItem xmlns:ds="http://schemas.openxmlformats.org/officeDocument/2006/customXml" ds:itemID="{7E19FB04-EF5A-4774-A4CB-D972867D4C65}">
   <ds:schemaRefs>
     <ds:schemaRef ds:uri="http://schemas.openxmlformats.org/officeDocument/2006/bibliography"/>
   </ds:schemaRefs>

--- a/プリセプト職務経歴書_陳傑様_完成版.docx
+++ b/プリセプト職務経歴書_陳傑様_完成版.docx
@@ -1,6 +1,6 @@
 
 <file path=word/document.xml><?xml version="1.0" encoding="utf-8"?>
-<w:document xmlns:wpc="http://schemas.microsoft.com/office/word/2010/wordprocessingCanvas" xmlns:mc="http://schemas.openxmlformats.org/markup-compatibility/2006" xmlns:o="urn:schemas-microsoft-com:office:office" xmlns:r="http://schemas.openxmlformats.org/officeDocument/2006/relationships" xmlns:m="http://schemas.openxmlformats.org/officeDocument/2006/math" xmlns:v="urn:schemas-microsoft-com:vml" xmlns:wp14="http://schemas.microsoft.com/office/word/2010/wordprocessingDrawing" xmlns:wp="http://schemas.openxmlformats.org/drawingml/2006/wordprocessingDrawing" xmlns:w10="urn:schemas-microsoft-com:office:word" xmlns:w="http://schemas.openxmlformats.org/wordprocessingml/2006/main" xmlns:w14="http://schemas.microsoft.com/office/word/2010/wordml" xmlns:wpg="http://schemas.microsoft.com/office/word/2010/wordprocessingGroup" xmlns:wpi="http://schemas.microsoft.com/office/word/2010/wordprocessingInk" xmlns:wne="http://schemas.microsoft.com/office/word/2006/wordml" xmlns:wps="http://schemas.microsoft.com/office/word/2010/wordprocessingShape" mc:Ignorable="w14 wp14">
+<w:document xmlns:wpc="http://schemas.microsoft.com/office/word/2010/wordprocessingCanvas" xmlns:cx="http://schemas.microsoft.com/office/drawing/2014/chartex" xmlns:cx1="http://schemas.microsoft.com/office/drawing/2015/9/8/chartex" xmlns:cx2="http://schemas.microsoft.com/office/drawing/2015/10/21/chartex" xmlns:cx3="http://schemas.microsoft.com/office/drawing/2016/5/9/chartex" xmlns:cx4="http://schemas.microsoft.com/office/drawing/2016/5/10/chartex" xmlns:cx5="http://schemas.microsoft.com/office/drawing/2016/5/11/chartex" xmlns:cx6="http://schemas.microsoft.com/office/drawing/2016/5/12/chartex" xmlns:cx7="http://schemas.microsoft.com/office/drawing/2016/5/13/chartex" xmlns:cx8="http://schemas.microsoft.com/office/drawing/2016/5/14/chartex" xmlns:mc="http://schemas.openxmlformats.org/markup-compatibility/2006" xmlns:aink="http://schemas.microsoft.com/office/drawing/2016/ink" xmlns:am3d="http://schemas.microsoft.com/office/drawing/2017/model3d" xmlns:o="urn:schemas-microsoft-com:office:office" xmlns:oel="http://schemas.microsoft.com/office/2019/extlst" xmlns:r="http://schemas.openxmlformats.org/officeDocument/2006/relationships" xmlns:m="http://schemas.openxmlformats.org/officeDocument/2006/math" xmlns:v="urn:schemas-microsoft-com:vml" xmlns:wp14="http://schemas.microsoft.com/office/word/2010/wordprocessingDrawing" xmlns:wp="http://schemas.openxmlformats.org/drawingml/2006/wordprocessingDrawing" xmlns:w10="urn:schemas-microsoft-com:office:word" xmlns:w="http://schemas.openxmlformats.org/wordprocessingml/2006/main" xmlns:w14="http://schemas.microsoft.com/office/word/2010/wordml" xmlns:w15="http://schemas.microsoft.com/office/word/2012/wordml" xmlns:w16cex="http://schemas.microsoft.com/office/word/2018/wordml/cex" xmlns:w16cid="http://schemas.microsoft.com/office/word/2016/wordml/cid" xmlns:w16="http://schemas.microsoft.com/office/word/2018/wordml" xmlns:w16du="http://schemas.microsoft.com/office/word/2023/wordml/word16du" xmlns:w16sdtdh="http://schemas.microsoft.com/office/word/2020/wordml/sdtdatahash" xmlns:w16sdtfl="http://schemas.microsoft.com/office/word/2024/wordml/sdtformatlock" xmlns:w16se="http://schemas.microsoft.com/office/word/2015/wordml/symex" xmlns:wpg="http://schemas.microsoft.com/office/word/2010/wordprocessingGroup" xmlns:wpi="http://schemas.microsoft.com/office/word/2010/wordprocessingInk" xmlns:wne="http://schemas.microsoft.com/office/word/2006/wordml" xmlns:wps="http://schemas.microsoft.com/office/word/2010/wordprocessingShape" mc:Ignorable="w14 w15 w16se w16cid w16 w16cex w16sdtdh w16sdtfl w16du wp14">
   <w:body>
     <w:p>
       <w:pPr>
@@ -424,7 +424,167 @@
                 <w:sz w:val="20"/>
               </w:rPr>
               <w:br/>
-              <w:t>開発環境：Java 1年未満、Go 1年未満、Microsoft SQL Server 1年、Azure 1年、SpringBoot 2年、GitHub Actions 1年未満、TypeScript 3年、NestJS 1年、Jest 1年、Datadog 1年未満、Maven 1年未満、KendoReact 1年未満、AWS 1年未満、React 1年未満、ES6 4年、webpack 1年、axios 1年、Vite 1年未満、Vitest 1年未満、AWS Bedrock 1年未満、AWS Lambda 1年未満、API Gateway WebSocket 1年未満、CloudWatch 1年未満、IAM 1年未満、JavaScript 3年、Node.JS 1年、css 2年、Tomcat 2年、Photoshop 1年、React.js 1年、Redux 1年、oracle 1年、SAPハイピス 1年、Spring 1年、SpringMVC 2年、Mybatis 2年、antd 1年、React-Bootstrap 1年、React-Router 1年、Jquery 1年未満、Ajax 2年、MySQL 1年、Bootstrap 1年、HTML5 1年</w:t>
+              <w:t>開発環境：Java 1年未満、Go 1年未満、Microsoft SQL Server 1年、Azure 1年、</w:t>
+            </w:r>
+            <w:proofErr w:type="spellStart"/>
+            <w:r>
+              <w:rPr>
+                <w:rFonts w:ascii="メイリオ" w:eastAsia="メイリオ" w:hAnsi="メイリオ" w:cs="メイリオ" w:hint="eastAsia"/>
+                <w:sz w:val="20"/>
+              </w:rPr>
+              <w:t>SpringBoot</w:t>
+            </w:r>
+            <w:proofErr w:type="spellEnd"/>
+            <w:r>
+              <w:rPr>
+                <w:rFonts w:ascii="メイリオ" w:eastAsia="メイリオ" w:hAnsi="メイリオ" w:cs="メイリオ" w:hint="eastAsia"/>
+                <w:sz w:val="20"/>
+              </w:rPr>
+              <w:t xml:space="preserve"> 2年、GitHub Actions 1年未満、TypeScript 3年、</w:t>
+            </w:r>
+            <w:proofErr w:type="spellStart"/>
+            <w:r>
+              <w:rPr>
+                <w:rFonts w:ascii="メイリオ" w:eastAsia="メイリオ" w:hAnsi="メイリオ" w:cs="メイリオ" w:hint="eastAsia"/>
+                <w:sz w:val="20"/>
+              </w:rPr>
+              <w:t>NestJS</w:t>
+            </w:r>
+            <w:proofErr w:type="spellEnd"/>
+            <w:r>
+              <w:rPr>
+                <w:rFonts w:ascii="メイリオ" w:eastAsia="メイリオ" w:hAnsi="メイリオ" w:cs="メイリオ" w:hint="eastAsia"/>
+                <w:sz w:val="20"/>
+              </w:rPr>
+              <w:t xml:space="preserve"> 1年、Jest 1年、Datadog 1年未満、Maven 1年未満、</w:t>
+            </w:r>
+            <w:proofErr w:type="spellStart"/>
+            <w:r>
+              <w:rPr>
+                <w:rFonts w:ascii="メイリオ" w:eastAsia="メイリオ" w:hAnsi="メイリオ" w:cs="メイリオ" w:hint="eastAsia"/>
+                <w:sz w:val="20"/>
+              </w:rPr>
+              <w:t>KendoReact</w:t>
+            </w:r>
+            <w:proofErr w:type="spellEnd"/>
+            <w:r>
+              <w:rPr>
+                <w:rFonts w:ascii="メイリオ" w:eastAsia="メイリオ" w:hAnsi="メイリオ" w:cs="メイリオ" w:hint="eastAsia"/>
+                <w:sz w:val="20"/>
+              </w:rPr>
+              <w:t xml:space="preserve"> 1年未満、AWS 1年未満、React 1年未満、ES6 4年、webpack 1年、</w:t>
+            </w:r>
+            <w:proofErr w:type="spellStart"/>
+            <w:r>
+              <w:rPr>
+                <w:rFonts w:ascii="メイリオ" w:eastAsia="メイリオ" w:hAnsi="メイリオ" w:cs="メイリオ" w:hint="eastAsia"/>
+                <w:sz w:val="20"/>
+              </w:rPr>
+              <w:t>axios</w:t>
+            </w:r>
+            <w:proofErr w:type="spellEnd"/>
+            <w:r>
+              <w:rPr>
+                <w:rFonts w:ascii="メイリオ" w:eastAsia="メイリオ" w:hAnsi="メイリオ" w:cs="メイリオ" w:hint="eastAsia"/>
+                <w:sz w:val="20"/>
+              </w:rPr>
+              <w:t xml:space="preserve"> 1年、Vite 1年未満、</w:t>
+            </w:r>
+            <w:proofErr w:type="spellStart"/>
+            <w:r>
+              <w:rPr>
+                <w:rFonts w:ascii="メイリオ" w:eastAsia="メイリオ" w:hAnsi="メイリオ" w:cs="メイリオ" w:hint="eastAsia"/>
+                <w:sz w:val="20"/>
+              </w:rPr>
+              <w:t>Vitest</w:t>
+            </w:r>
+            <w:proofErr w:type="spellEnd"/>
+            <w:r>
+              <w:rPr>
+                <w:rFonts w:ascii="メイリオ" w:eastAsia="メイリオ" w:hAnsi="メイリオ" w:cs="メイリオ" w:hint="eastAsia"/>
+                <w:sz w:val="20"/>
+              </w:rPr>
+              <w:t xml:space="preserve"> 1年未満、AWS Bedrock 1年未満、AWS Lambda 1年未満、API Gateway WebSocket 1年未満、CloudWatch 1年未満、IAM 1年未満、JavaScript 3年、Node.JS 1年、</w:t>
+            </w:r>
+            <w:proofErr w:type="spellStart"/>
+            <w:r>
+              <w:rPr>
+                <w:rFonts w:ascii="メイリオ" w:eastAsia="メイリオ" w:hAnsi="メイリオ" w:cs="メイリオ" w:hint="eastAsia"/>
+                <w:sz w:val="20"/>
+              </w:rPr>
+              <w:t>css</w:t>
+            </w:r>
+            <w:proofErr w:type="spellEnd"/>
+            <w:r>
+              <w:rPr>
+                <w:rFonts w:ascii="メイリオ" w:eastAsia="メイリオ" w:hAnsi="メイリオ" w:cs="メイリオ" w:hint="eastAsia"/>
+                <w:sz w:val="20"/>
+              </w:rPr>
+              <w:t xml:space="preserve"> 2年、Tomcat 2年、Photoshop 1年、React.js 1年、Redux 1年、oracle 1年、SAPハイピス 1年、Spring 1年、</w:t>
+            </w:r>
+            <w:proofErr w:type="spellStart"/>
+            <w:r>
+              <w:rPr>
+                <w:rFonts w:ascii="メイリオ" w:eastAsia="メイリオ" w:hAnsi="メイリオ" w:cs="メイリオ" w:hint="eastAsia"/>
+                <w:sz w:val="20"/>
+              </w:rPr>
+              <w:t>SpringMVC</w:t>
+            </w:r>
+            <w:proofErr w:type="spellEnd"/>
+            <w:r>
+              <w:rPr>
+                <w:rFonts w:ascii="メイリオ" w:eastAsia="メイリオ" w:hAnsi="メイリオ" w:cs="メイリオ" w:hint="eastAsia"/>
+                <w:sz w:val="20"/>
+              </w:rPr>
+              <w:t xml:space="preserve"> 2年、</w:t>
+            </w:r>
+            <w:proofErr w:type="spellStart"/>
+            <w:r>
+              <w:rPr>
+                <w:rFonts w:ascii="メイリオ" w:eastAsia="メイリオ" w:hAnsi="メイリオ" w:cs="メイリオ" w:hint="eastAsia"/>
+                <w:sz w:val="20"/>
+              </w:rPr>
+              <w:t>Mybatis</w:t>
+            </w:r>
+            <w:proofErr w:type="spellEnd"/>
+            <w:r>
+              <w:rPr>
+                <w:rFonts w:ascii="メイリオ" w:eastAsia="メイリオ" w:hAnsi="メイリオ" w:cs="メイリオ" w:hint="eastAsia"/>
+                <w:sz w:val="20"/>
+              </w:rPr>
+              <w:t xml:space="preserve"> 2年、</w:t>
+            </w:r>
+            <w:proofErr w:type="spellStart"/>
+            <w:r>
+              <w:rPr>
+                <w:rFonts w:ascii="メイリオ" w:eastAsia="メイリオ" w:hAnsi="メイリオ" w:cs="メイリオ" w:hint="eastAsia"/>
+                <w:sz w:val="20"/>
+              </w:rPr>
+              <w:t>antd</w:t>
+            </w:r>
+            <w:proofErr w:type="spellEnd"/>
+            <w:r>
+              <w:rPr>
+                <w:rFonts w:ascii="メイリオ" w:eastAsia="メイリオ" w:hAnsi="メイリオ" w:cs="メイリオ" w:hint="eastAsia"/>
+                <w:sz w:val="20"/>
+              </w:rPr>
+              <w:t xml:space="preserve"> 1年、React-Bootstrap 1年、React-Router 1年、</w:t>
+            </w:r>
+            <w:proofErr w:type="spellStart"/>
+            <w:r>
+              <w:rPr>
+                <w:rFonts w:ascii="メイリオ" w:eastAsia="メイリオ" w:hAnsi="メイリオ" w:cs="メイリオ" w:hint="eastAsia"/>
+                <w:sz w:val="20"/>
+              </w:rPr>
+              <w:t>Jquery</w:t>
+            </w:r>
+            <w:proofErr w:type="spellEnd"/>
+            <w:r>
+              <w:rPr>
+                <w:rFonts w:ascii="メイリオ" w:eastAsia="メイリオ" w:hAnsi="メイリオ" w:cs="メイリオ" w:hint="eastAsia"/>
+                <w:sz w:val="20"/>
+              </w:rPr>
+              <w:t xml:space="preserve"> 1年未満、Ajax 2年、MySQL 1年、Bootstrap 1年、HTML5 1年</w:t>
             </w:r>
             <w:r>
               <w:rPr>
@@ -598,7 +758,6 @@
               <w:rPr>
                 <w:rFonts w:ascii="メイリオ" w:eastAsia="DengXian" w:hAnsi="メイリオ"/>
                 <w:sz w:val="20"/>
-                <w:lang w:eastAsia="zh-CN"/>
               </w:rPr>
             </w:pPr>
             <w:r>
@@ -702,7 +861,6 @@
               <w:rPr>
                 <w:rFonts w:ascii="メイリオ" w:eastAsia="DengXian" w:hAnsi="メイリオ"/>
                 <w:sz w:val="20"/>
-                <w:lang w:eastAsia="zh-CN"/>
               </w:rPr>
             </w:pPr>
           </w:p>
@@ -712,7 +870,6 @@
               <w:rPr>
                 <w:rFonts w:ascii="メイリオ" w:eastAsia="DengXian" w:hAnsi="メイリオ"/>
                 <w:sz w:val="20"/>
-                <w:lang w:eastAsia="zh-CN"/>
               </w:rPr>
             </w:pPr>
             <w:r>
@@ -801,7 +958,23 @@
                 <w:sz w:val="20"/>
               </w:rPr>
               <w:br/>
-              <w:t>機能ごとに分散していたライブラリを、Mavenマルチモジュール構成の「bff-libraries」へ統合</w:t>
+              <w:t>機能ごとに分散していたライブラリを、Mavenマルチモジュール構成の「</w:t>
+            </w:r>
+            <w:proofErr w:type="spellStart"/>
+            <w:r>
+              <w:rPr>
+                <w:rFonts w:ascii="メイリオ" w:eastAsia="メイリオ" w:hAnsi="メイリオ" w:hint="eastAsia"/>
+                <w:sz w:val="20"/>
+              </w:rPr>
+              <w:t>bff</w:t>
+            </w:r>
+            <w:proofErr w:type="spellEnd"/>
+            <w:r>
+              <w:rPr>
+                <w:rFonts w:ascii="メイリオ" w:eastAsia="メイリオ" w:hAnsi="メイリオ" w:hint="eastAsia"/>
+                <w:sz w:val="20"/>
+              </w:rPr>
+              <w:t>-libraries」へ統合</w:t>
             </w:r>
             <w:r>
               <w:rPr>
@@ -817,7 +990,23 @@
                 <w:sz w:val="20"/>
               </w:rPr>
               <w:br/>
-              <w:t>Confluenceベースで管理されていた既存APIドキュメントを、OpenAPI（Swagger）へ移行するための設計レビューおよび運用プロセス整備に参画</w:t>
+              <w:t>Confluenceベースで管理されていた既存APIドキュメントを、</w:t>
+            </w:r>
+            <w:proofErr w:type="spellStart"/>
+            <w:r>
+              <w:rPr>
+                <w:rFonts w:ascii="メイリオ" w:eastAsia="メイリオ" w:hAnsi="メイリオ" w:hint="eastAsia"/>
+                <w:sz w:val="20"/>
+              </w:rPr>
+              <w:t>OpenAPI</w:t>
+            </w:r>
+            <w:proofErr w:type="spellEnd"/>
+            <w:r>
+              <w:rPr>
+                <w:rFonts w:ascii="メイリオ" w:eastAsia="メイリオ" w:hAnsi="メイリオ" w:hint="eastAsia"/>
+                <w:sz w:val="20"/>
+              </w:rPr>
+              <w:t>（Swagger）へ移行するための設計レビューおよび運用プロセス整備に参画</w:t>
             </w:r>
           </w:p>
           <w:p>
@@ -826,7 +1015,6 @@
               <w:rPr>
                 <w:rFonts w:ascii="メイリオ" w:eastAsia="DengXian" w:hAnsi="メイリオ"/>
                 <w:sz w:val="20"/>
-                <w:lang w:eastAsia="zh-CN"/>
               </w:rPr>
             </w:pPr>
           </w:p>
@@ -837,7 +1025,6 @@
                 <w:rFonts w:ascii="DengXian" w:eastAsia="DengXian" w:hAnsi="DengXian" w:cs="DengXian"/>
                 <w:bCs/>
                 <w:szCs w:val="21"/>
-                <w:lang w:eastAsia="zh-CN"/>
               </w:rPr>
             </w:pPr>
             <w:r>
@@ -845,7 +1032,6 @@
                 <w:rFonts w:ascii="DengXian" w:eastAsia="DengXian" w:hAnsi="DengXian" w:cs="DengXian" w:hint="eastAsia"/>
                 <w:bCs/>
                 <w:szCs w:val="21"/>
-                <w:lang w:eastAsia="zh-CN"/>
               </w:rPr>
               <w:t>定期的にソフトウェアリソース（新型車両データや取扱説明書等）を</w:t>
             </w:r>
@@ -854,7 +1040,6 @@
                 <w:rFonts w:ascii="ＭＳ 明朝" w:eastAsia="DengXian" w:hAnsi="ＭＳ 明朝" w:cs="ＭＳ ゴシック" w:hint="eastAsia"/>
                 <w:bCs/>
                 <w:szCs w:val="21"/>
-                <w:lang w:eastAsia="zh-CN"/>
               </w:rPr>
               <w:t>CI/CD</w:t>
             </w:r>
@@ -863,7 +1048,6 @@
                 <w:rFonts w:ascii="ＭＳ 明朝" w:eastAsia="DengXian" w:hAnsi="ＭＳ 明朝" w:cs="ＭＳ ゴシック" w:hint="eastAsia"/>
                 <w:bCs/>
                 <w:szCs w:val="21"/>
-                <w:lang w:eastAsia="zh-CN"/>
               </w:rPr>
               <w:t>パイプラインで公開</w:t>
             </w:r>
@@ -872,7 +1056,6 @@
                 <w:rFonts w:ascii="ＭＳ 明朝" w:hAnsi="ＭＳ 明朝" w:cs="ＭＳ 明朝" w:hint="eastAsia"/>
                 <w:bCs/>
                 <w:szCs w:val="21"/>
-                <w:lang w:eastAsia="zh-CN"/>
               </w:rPr>
               <w:t>・</w:t>
             </w:r>
@@ -881,7 +1064,6 @@
                 <w:rFonts w:ascii="DengXian" w:eastAsia="DengXian" w:hAnsi="DengXian" w:cs="DengXian" w:hint="eastAsia"/>
                 <w:bCs/>
                 <w:szCs w:val="21"/>
-                <w:lang w:eastAsia="zh-CN"/>
               </w:rPr>
               <w:t>配信する仕組みを構築し、リリースの迅速化と人的ミス削減を実現</w:t>
             </w:r>
@@ -892,7 +1074,6 @@
                 <w:rFonts w:ascii="ＭＳ 明朝" w:eastAsia="DengXian" w:hAnsi="ＭＳ 明朝" w:cs="ＭＳ ゴシック"/>
                 <w:bCs/>
                 <w:szCs w:val="21"/>
-                <w:lang w:eastAsia="zh-CN"/>
               </w:rPr>
             </w:pPr>
             <w:r>
@@ -942,7 +1123,6 @@
               <w:rPr>
                 <w:rFonts w:ascii="メイリオ" w:eastAsia="DengXian" w:hAnsi="メイリオ"/>
                 <w:sz w:val="20"/>
-                <w:lang w:eastAsia="zh-CN"/>
               </w:rPr>
             </w:pPr>
           </w:p>
@@ -1078,7 +1258,39 @@
                 <w:sz w:val="20"/>
               </w:rPr>
               <w:br/>
-              <w:t xml:space="preserve">　Java、Go、Microsoft SQL Server、Azure、SpringBoot、GitHub Actions、TypeScript、NestJS、Jest、Datadog、Maven</w:t>
+              <w:t xml:space="preserve">　Java、Go、Microsoft SQL Server、Azure、</w:t>
+            </w:r>
+            <w:proofErr w:type="spellStart"/>
+            <w:r>
+              <w:rPr>
+                <w:rFonts w:ascii="メイリオ" w:eastAsia="メイリオ" w:hAnsi="メイリオ" w:cs="メイリオ"/>
+                <w:sz w:val="20"/>
+              </w:rPr>
+              <w:t>SpringBoot</w:t>
+            </w:r>
+            <w:proofErr w:type="spellEnd"/>
+            <w:r>
+              <w:rPr>
+                <w:rFonts w:ascii="メイリオ" w:eastAsia="メイリオ" w:hAnsi="メイリオ" w:cs="メイリオ"/>
+                <w:sz w:val="20"/>
+              </w:rPr>
+              <w:t>、GitHub Actions、TypeScript、</w:t>
+            </w:r>
+            <w:proofErr w:type="spellStart"/>
+            <w:r>
+              <w:rPr>
+                <w:rFonts w:ascii="メイリオ" w:eastAsia="メイリオ" w:hAnsi="メイリオ" w:cs="メイリオ"/>
+                <w:sz w:val="20"/>
+              </w:rPr>
+              <w:t>NestJS</w:t>
+            </w:r>
+            <w:proofErr w:type="spellEnd"/>
+            <w:r>
+              <w:rPr>
+                <w:rFonts w:ascii="メイリオ" w:eastAsia="メイリオ" w:hAnsi="メイリオ" w:cs="メイリオ"/>
+                <w:sz w:val="20"/>
+              </w:rPr>
+              <w:t>、Jest、Datadog、Maven</w:t>
             </w:r>
             <w:r>
               <w:rPr>
@@ -1118,7 +1330,6 @@
               <w:rPr>
                 <w:rFonts w:ascii="メイリオ" w:eastAsia="DengXian" w:hAnsi="メイリオ"/>
                 <w:sz w:val="20"/>
-                <w:lang w:eastAsia="zh-CN"/>
               </w:rPr>
             </w:pPr>
             <w:r>
@@ -1410,7 +1621,39 @@
                 <w:sz w:val="20"/>
               </w:rPr>
               <w:br/>
-              <w:t xml:space="preserve">　TypeScript、Microsoft SQL Server、Azure、KendoReact、TypeScript、NestJS、Jest</w:t>
+              <w:t xml:space="preserve">　TypeScript、Microsoft SQL Server、Azure、</w:t>
+            </w:r>
+            <w:proofErr w:type="spellStart"/>
+            <w:r>
+              <w:rPr>
+                <w:rFonts w:ascii="メイリオ" w:eastAsia="メイリオ" w:hAnsi="メイリオ" w:cs="メイリオ"/>
+                <w:sz w:val="20"/>
+              </w:rPr>
+              <w:t>KendoReact</w:t>
+            </w:r>
+            <w:proofErr w:type="spellEnd"/>
+            <w:r>
+              <w:rPr>
+                <w:rFonts w:ascii="メイリオ" w:eastAsia="メイリオ" w:hAnsi="メイリオ" w:cs="メイリオ"/>
+                <w:sz w:val="20"/>
+              </w:rPr>
+              <w:t>、TypeScript、</w:t>
+            </w:r>
+            <w:proofErr w:type="spellStart"/>
+            <w:r>
+              <w:rPr>
+                <w:rFonts w:ascii="メイリオ" w:eastAsia="メイリオ" w:hAnsi="メイリオ" w:cs="メイリオ"/>
+                <w:sz w:val="20"/>
+              </w:rPr>
+              <w:t>NestJS</w:t>
+            </w:r>
+            <w:proofErr w:type="spellEnd"/>
+            <w:r>
+              <w:rPr>
+                <w:rFonts w:ascii="メイリオ" w:eastAsia="メイリオ" w:hAnsi="メイリオ" w:cs="メイリオ"/>
+                <w:sz w:val="20"/>
+              </w:rPr>
+              <w:t>、Jest</w:t>
             </w:r>
             <w:r>
               <w:rPr>
@@ -1490,7 +1733,23 @@
                 <w:sz w:val="20"/>
               </w:rPr>
               <w:br/>
-              <w:t>AWS Bedrock を活用し、社内向けプログラミング支援AI「aibo」の開発に従事しました。</w:t>
+              <w:t>AWS Bedrock を活用し、社内向けプログラミング支援AI「</w:t>
+            </w:r>
+            <w:proofErr w:type="spellStart"/>
+            <w:r>
+              <w:rPr>
+                <w:rFonts w:ascii="メイリオ" w:eastAsia="メイリオ" w:hAnsi="メイリオ" w:hint="eastAsia"/>
+                <w:sz w:val="20"/>
+              </w:rPr>
+              <w:t>aibo</w:t>
+            </w:r>
+            <w:proofErr w:type="spellEnd"/>
+            <w:r>
+              <w:rPr>
+                <w:rFonts w:ascii="メイリオ" w:eastAsia="メイリオ" w:hAnsi="メイリオ" w:hint="eastAsia"/>
+                <w:sz w:val="20"/>
+              </w:rPr>
+              <w:t>」の開発に従事しました。</w:t>
             </w:r>
             <w:r>
               <w:rPr>
@@ -1622,7 +1881,23 @@
                 <w:sz w:val="20"/>
               </w:rPr>
               <w:br/>
-              <w:t>Bedrock ストリーミングAPI（InvokeModelWithResponseStream）との連携実装</w:t>
+              <w:t>Bedrock ストリーミングAPI（</w:t>
+            </w:r>
+            <w:proofErr w:type="spellStart"/>
+            <w:r>
+              <w:rPr>
+                <w:rFonts w:ascii="メイリオ" w:eastAsia="メイリオ" w:hAnsi="メイリオ" w:hint="eastAsia"/>
+                <w:sz w:val="20"/>
+              </w:rPr>
+              <w:t>InvokeModelWithResponseStream</w:t>
+            </w:r>
+            <w:proofErr w:type="spellEnd"/>
+            <w:r>
+              <w:rPr>
+                <w:rFonts w:ascii="メイリオ" w:eastAsia="メイリオ" w:hAnsi="メイリオ" w:hint="eastAsia"/>
+                <w:sz w:val="20"/>
+              </w:rPr>
+              <w:t>）との連携実装</w:t>
             </w:r>
             <w:r>
               <w:rPr>
@@ -1780,385 +2055,39 @@
                 <w:sz w:val="20"/>
               </w:rPr>
               <w:br/>
-              <w:t xml:space="preserve">　TypeScript、AWS、React、webpack、axios、Vite、Vitest、AWS Bedrock、AWS Lambda、API Gateway WebSocket、CloudWatch、IAM</w:t>
-            </w:r>
-            <w:r>
-              <w:rPr>
-                <w:rFonts w:ascii="メイリオ" w:eastAsia="メイリオ" w:hAnsi="メイリオ" w:cs="メイリオ"/>
-                <w:sz w:val="20"/>
-              </w:rPr>
-              <w:br/>
-            </w:r>
-            <w:r>
-              <w:rPr>
-                <w:rFonts w:ascii="メイリオ" w:eastAsia="メイリオ" w:hAnsi="メイリオ" w:cs="メイリオ"/>
-                <w:sz w:val="20"/>
-              </w:rPr>
-              <w:br/>
-            </w:r>
-          </w:p>
-        </w:tc>
-        <w:bookmarkStart w:id="0" w:name="_GoBack"/>
-        <w:bookmarkEnd w:id="0"/>
-      </w:tr>
-      <w:tr>
-        <w:trPr>
-          <w:cantSplit/>
-          <w:trHeight w:val="798"/>
-        </w:trPr>
-        <w:tc>
-          <w:tcPr>
-            <w:tcW w:w="8363" w:type="dxa"/>
-            <w:tcBorders>
-              <w:top w:val="single" w:sz="4" w:space="0" w:color="auto"/>
-              <w:left w:val="single" w:sz="4" w:space="0" w:color="auto"/>
-              <w:bottom w:val="single" w:sz="4" w:space="0" w:color="auto"/>
-              <w:right w:val="single" w:sz="4" w:space="0" w:color="auto"/>
-            </w:tcBorders>
-          </w:tcPr>
-          <w:p>
-            <w:pPr>
-              <w:jc w:val="left"/>
-              <w:rPr>
-                <w:rFonts w:ascii="メイリオ" w:eastAsia="メイリオ" w:hAnsi="メイリオ" w:hint="eastAsia"/>
-                <w:sz w:val="20"/>
-              </w:rPr>
-            </w:pPr>
-            <w:r>
-              <w:rPr>
-                <w:rFonts w:ascii="メイリオ" w:eastAsia="メイリオ" w:hAnsi="メイリオ" w:hint="eastAsia"/>
-                <w:sz w:val="20"/>
-              </w:rPr>
-              <w:lastRenderedPageBreak/>
-              <w:t>2023年05月　～　2024年07月</w:t>
-            </w:r>
-            <w:r>
-              <w:rPr>
-                <w:rFonts w:ascii="メイリオ" w:eastAsia="メイリオ" w:hAnsi="メイリオ" w:hint="eastAsia"/>
-                <w:sz w:val="20"/>
-              </w:rPr>
-              <w:br/>
-              <w:t>化粧品会社向け　セールス/販売システム化（仕組み）プロジェクト</w:t>
-            </w:r>
-            <w:r>
-              <w:rPr>
-                <w:rFonts w:ascii="メイリオ" w:eastAsia="メイリオ" w:hAnsi="メイリオ" w:hint="eastAsia"/>
-                <w:sz w:val="20"/>
-              </w:rPr>
-              <w:br/>
-              <w:t xml:space="preserve">　　</w:t>
-            </w:r>
-            <w:r>
-              <w:rPr>
-                <w:rFonts w:ascii="メイリオ" w:eastAsia="メイリオ" w:hAnsi="メイリオ" w:hint="eastAsia"/>
-                <w:sz w:val="20"/>
-              </w:rPr>
-              <w:br/>
-              <w:t xml:space="preserve">　【概要】</w:t>
-            </w:r>
-            <w:r>
-              <w:rPr>
-                <w:rFonts w:ascii="メイリオ" w:eastAsia="メイリオ" w:hAnsi="メイリオ" w:hint="eastAsia"/>
-                <w:sz w:val="20"/>
-              </w:rPr>
-              <w:br/>
-              <w:t>化粧品販売ECサイトにおいて、レコメンドコンポーネント、ハッシュタグ機能、アクセシビリティ対応などの新規機能開発に従事しました。</w:t>
-            </w:r>
-            <w:r>
-              <w:rPr>
-                <w:rFonts w:ascii="メイリオ" w:eastAsia="メイリオ" w:hAnsi="メイリオ" w:hint="eastAsia"/>
-                <w:sz w:val="20"/>
-              </w:rPr>
-              <w:br/>
-            </w:r>
-            <w:r>
-              <w:rPr>
-                <w:rFonts w:ascii="メイリオ" w:eastAsia="メイリオ" w:hAnsi="メイリオ" w:hint="eastAsia"/>
-                <w:sz w:val="20"/>
-              </w:rPr>
-              <w:br/>
-              <w:t>【担当内容・役割】</w:t>
-            </w:r>
-            <w:r>
-              <w:rPr>
-                <w:rFonts w:ascii="メイリオ" w:eastAsia="メイリオ" w:hAnsi="メイリオ" w:hint="eastAsia"/>
-                <w:sz w:val="20"/>
-              </w:rPr>
-              <w:br/>
-            </w:r>
-            <w:r>
-              <w:rPr>
-                <w:rFonts w:ascii="メイリオ" w:eastAsia="メイリオ" w:hAnsi="メイリオ" w:hint="eastAsia"/>
-                <w:sz w:val="20"/>
-              </w:rPr>
-              <w:t>• AWS Glue を用いて、S3 上のクレンジング済み行動ログと Amazon RDS 上の注文データを「ユーザーID」で JOIN する ETL パイプラインを構築。</w:t>
-            </w:r>
-          </w:p>
-          <w:p>
-            <w:pPr>
-              <w:jc w:val="left"/>
-              <w:rPr>
-                <w:rFonts w:ascii="メイリオ" w:eastAsia="メイリオ" w:hAnsi="メイリオ" w:hint="eastAsia"/>
-                <w:sz w:val="20"/>
-              </w:rPr>
-            </w:pPr>
-            <w:r>
-              <w:rPr>
-                <w:rFonts w:ascii="メイリオ" w:eastAsia="メイリオ" w:hAnsi="メイリオ" w:hint="eastAsia"/>
-                <w:sz w:val="20"/>
-              </w:rPr>
-              <w:t>• CVR を集計したデータマートを S3 へ自動出力し、Amazon QuickSight 上でファネルチャート等として可視化するマーケティング分析環境を整備しました。</w:t>
-            </w:r>
-          </w:p>
-          <w:p>
-            <w:pPr>
-              <w:jc w:val="left"/>
-              <w:rPr>
-                <w:rFonts w:ascii="メイリオ" w:eastAsia="メイリオ" w:hAnsi="メイリオ" w:hint="eastAsia"/>
-                <w:sz w:val="20"/>
-              </w:rPr>
-            </w:pPr>
-            <w:r>
-              <w:rPr>
-                <w:rFonts w:ascii="メイリオ" w:eastAsia="メイリオ" w:hAnsi="メイリオ" w:hint="eastAsia"/>
-                <w:sz w:val="20"/>
-              </w:rPr>
-              <w:t>• 商品画像の自動最適化。</w:t>
-            </w:r>
-          </w:p>
-          <w:p>
-            <w:pPr>
-              <w:jc w:val="left"/>
-              <w:rPr>
-                <w:rFonts w:ascii="メイリオ" w:eastAsia="メイリオ" w:hAnsi="メイリオ" w:hint="eastAsia"/>
-                <w:sz w:val="20"/>
-              </w:rPr>
-            </w:pPr>
-            <w:r>
-              <w:rPr>
-                <w:rFonts w:ascii="メイリオ" w:eastAsia="メイリオ" w:hAnsi="メイリオ" w:hint="eastAsia"/>
-                <w:sz w:val="20"/>
-              </w:rPr>
-              <w:t>• セール開始時のクーポン自動配布・Webhook 通知。</w:t>
-            </w:r>
-          </w:p>
-          <w:p>
-            <w:pPr>
-              <w:jc w:val="left"/>
-              <w:rPr>
-                <w:rFonts w:ascii="メイリオ" w:eastAsia="DengXian" w:hAnsi="メイリオ"/>
-                <w:sz w:val="20"/>
-                <w:lang w:eastAsia="zh-CN"/>
-              </w:rPr>
-            </w:pPr>
-            <w:r>
-              <w:rPr>
-                <w:rFonts w:ascii="メイリオ" w:eastAsia="メイリオ" w:hAnsi="メイリオ" w:hint="eastAsia"/>
-                <w:sz w:val="20"/>
-              </w:rPr>
-              <w:t>• Amazon CloudWatch や AWS X-Ray を用いたログ・トレース調査、障害の原因分析およびバグ修正を実施。</w:t>
-            </w:r>
-          </w:p>
-          <w:p>
-            <w:pPr>
-              <w:jc w:val="left"/>
-              <w:rPr>
-                <w:rFonts w:ascii="メイリオ" w:eastAsia="メイリオ" w:hAnsi="メイリオ"/>
-                <w:sz w:val="20"/>
-              </w:rPr>
-            </w:pPr>
-          </w:p>
-        </w:tc>
-        <w:tc>
-          <w:tcPr>
-            <w:tcW w:w="1843" w:type="dxa"/>
-            <w:tcBorders>
-              <w:top w:val="single" w:sz="4" w:space="0" w:color="auto"/>
-              <w:left w:val="single" w:sz="4" w:space="0" w:color="auto"/>
-              <w:bottom w:val="single" w:sz="4" w:space="0" w:color="auto"/>
-              <w:right w:val="single" w:sz="4" w:space="0" w:color="auto"/>
-            </w:tcBorders>
-          </w:tcPr>
-          <w:p>
-            <w:pPr>
-              <w:jc w:val="left"/>
-              <w:rPr>
-                <w:rFonts w:ascii="メイリオ" w:eastAsia="DengXian" w:hAnsi="メイリオ" w:cs="メイリオ" w:hint="eastAsia"/>
-                <w:sz w:val="20"/>
-                <w:lang w:eastAsia="zh-CN"/>
-              </w:rPr>
-            </w:pPr>
-            <w:r>
-              <w:rPr>
-                <w:rFonts w:ascii="メイリオ" w:eastAsia="メイリオ" w:hAnsi="メイリオ" w:cs="メイリオ"/>
-                <w:sz w:val="20"/>
-              </w:rPr>
-              <w:t>【役割】</w:t>
-            </w:r>
-            <w:r>
-              <w:rPr>
-                <w:rFonts w:ascii="メイリオ" w:eastAsia="メイリオ" w:hAnsi="メイリオ" w:cs="メイリオ"/>
-                <w:sz w:val="20"/>
-              </w:rPr>
-              <w:br/>
-              <w:t>役割：メンバー</w:t>
-            </w:r>
-            <w:r>
-              <w:rPr>
-                <w:rFonts w:ascii="メイリオ" w:eastAsia="メイリオ" w:hAnsi="メイリオ" w:cs="メイリオ"/>
-                <w:sz w:val="20"/>
-              </w:rPr>
-              <w:br/>
-            </w:r>
-            <w:r>
-              <w:rPr>
-                <w:rFonts w:ascii="メイリオ" w:eastAsia="メイリオ" w:hAnsi="メイリオ" w:cs="メイリオ"/>
-                <w:sz w:val="20"/>
-              </w:rPr>
-              <w:br/>
-              <w:t>【規模】</w:t>
-            </w:r>
-            <w:r>
-              <w:rPr>
-                <w:rFonts w:ascii="メイリオ" w:eastAsia="メイリオ" w:hAnsi="メイリオ" w:cs="メイリオ"/>
-                <w:sz w:val="20"/>
-              </w:rPr>
-              <w:br/>
-              <w:t>人数：28人</w:t>
-            </w:r>
-            <w:r>
-              <w:rPr>
-                <w:rFonts w:ascii="メイリオ" w:eastAsia="メイリオ" w:hAnsi="メイリオ" w:cs="メイリオ"/>
-                <w:sz w:val="20"/>
-              </w:rPr>
-              <w:br/>
-            </w:r>
-            <w:r>
-              <w:rPr>
-                <w:rFonts w:ascii="メイリオ" w:eastAsia="メイリオ" w:hAnsi="メイリオ" w:cs="メイリオ"/>
-                <w:sz w:val="20"/>
-              </w:rPr>
-              <w:br/>
-              <w:t>【開発環境】</w:t>
-            </w:r>
-            <w:r>
-              <w:rPr>
-                <w:rFonts w:ascii="メイリオ" w:eastAsia="メイリオ" w:hAnsi="メイリオ" w:cs="メイリオ"/>
-                <w:sz w:val="20"/>
-              </w:rPr>
-              <w:br/>
-            </w:r>
-            <w:r>
-              <w:rPr>
-                <w:rFonts w:ascii="メイリオ" w:eastAsia="メイリオ" w:hAnsi="メイリオ" w:cs="メイリオ"/>
-                <w:sz w:val="20"/>
-              </w:rPr>
-              <w:t>Amazon S3, Amazon ElastiCache, Amazon SQS, Amazon SNS, Amazon EventBridge, Amazon ECR, AWS Lambda, AWS Glue</w:t>
-            </w:r>
-            <w:r>
-              <w:rPr>
-                <w:rFonts w:ascii="メイリオ" w:eastAsia="DengXian" w:hAnsi="メイリオ" w:cs="メイリオ" w:hint="eastAsia"/>
-                <w:sz w:val="20"/>
-                <w:lang w:eastAsia="zh-CN"/>
-              </w:rPr>
-              <w:t>,</w:t>
-            </w:r>
-          </w:p>
-          <w:p>
-            <w:pPr>
-              <w:jc w:val="left"/>
-              <w:rPr>
-                <w:rFonts w:ascii="メイリオ" w:eastAsia="メイリオ" w:hAnsi="メイリオ" w:cs="メイリオ"/>
-                <w:sz w:val="20"/>
-              </w:rPr>
-            </w:pPr>
-            <w:r>
-              <w:rPr>
-                <w:rFonts w:ascii="メイリオ" w:eastAsia="メイリオ" w:hAnsi="メイリオ" w:cs="メイリオ"/>
-                <w:sz w:val="20"/>
-              </w:rPr>
-              <w:t>SpringBoot</w:t>
-            </w:r>
-          </w:p>
-          <w:p>
-            <w:pPr>
-              <w:jc w:val="left"/>
-              <w:rPr>
-                <w:rFonts w:ascii="メイリオ" w:eastAsia="メイリオ" w:hAnsi="メイリオ" w:cs="メイリオ"/>
-                <w:sz w:val="20"/>
-              </w:rPr>
-            </w:pPr>
-            <w:r>
-              <w:rPr>
-                <w:rFonts w:ascii="メイリオ" w:eastAsia="メイリオ" w:hAnsi="メイリオ" w:cs="メイリオ"/>
-                <w:sz w:val="20"/>
-              </w:rPr>
-              <w:t>React-Bootstrap</w:t>
-            </w:r>
-          </w:p>
-          <w:p>
-            <w:pPr>
-              <w:jc w:val="left"/>
-              <w:rPr>
-                <w:rFonts w:ascii="メイリオ" w:eastAsia="DengXian" w:hAnsi="メイリオ" w:cs="メイリオ" w:hint="eastAsia"/>
-                <w:sz w:val="20"/>
-                <w:lang w:eastAsia="zh-CN"/>
-              </w:rPr>
-            </w:pPr>
-            <w:r>
-              <w:rPr>
-                <w:rFonts w:ascii="メイリオ" w:eastAsia="メイリオ" w:hAnsi="メイリオ" w:cs="メイリオ"/>
-                <w:sz w:val="20"/>
-              </w:rPr>
-              <w:t>Redux</w:t>
-            </w:r>
-          </w:p>
-          <w:p>
-            <w:pPr>
-              <w:jc w:val="left"/>
-              <w:rPr>
-                <w:rFonts w:ascii="メイリオ" w:eastAsia="メイリオ" w:hAnsi="メイリオ" w:cs="メイリオ"/>
-                <w:sz w:val="20"/>
-              </w:rPr>
-            </w:pPr>
-            <w:r>
-              <w:rPr>
-                <w:rFonts w:ascii="メイリオ" w:eastAsia="メイリオ" w:hAnsi="メイリオ" w:cs="メイリオ"/>
-                <w:sz w:val="20"/>
-              </w:rPr>
-              <w:t>VScode</w:t>
-            </w:r>
-          </w:p>
-          <w:p>
-            <w:pPr>
-              <w:jc w:val="left"/>
-              <w:rPr>
-                <w:rFonts w:ascii="メイリオ" w:eastAsia="メイリオ" w:hAnsi="メイリオ" w:cs="メイリオ"/>
-                <w:sz w:val="20"/>
-              </w:rPr>
-            </w:pPr>
-            <w:r>
-              <w:rPr>
-                <w:rFonts w:ascii="メイリオ" w:eastAsia="メイリオ" w:hAnsi="メイリオ" w:cs="メイリオ"/>
-                <w:sz w:val="20"/>
-              </w:rPr>
-              <w:t>AWS Toolkit</w:t>
-            </w:r>
-          </w:p>
-          <w:p>
-            <w:pPr>
-              <w:jc w:val="left"/>
-              <w:rPr>
-                <w:rFonts w:ascii="メイリオ" w:eastAsia="メイリオ" w:hAnsi="メイリオ" w:cs="メイリオ"/>
-                <w:sz w:val="20"/>
-              </w:rPr>
-            </w:pPr>
-            <w:r>
-              <w:rPr>
-                <w:rFonts w:ascii="メイリオ" w:eastAsia="メイリオ" w:hAnsi="メイリオ" w:cs="メイリオ"/>
-                <w:sz w:val="20"/>
-              </w:rPr>
-              <w:t>Github</w:t>
+              <w:t xml:space="preserve">　TypeScript、AWS、React、webpack、</w:t>
+            </w:r>
+            <w:proofErr w:type="spellStart"/>
+            <w:r>
+              <w:rPr>
+                <w:rFonts w:ascii="メイリオ" w:eastAsia="メイリオ" w:hAnsi="メイリオ" w:cs="メイリオ"/>
+                <w:sz w:val="20"/>
+              </w:rPr>
+              <w:t>axios</w:t>
+            </w:r>
+            <w:proofErr w:type="spellEnd"/>
+            <w:r>
+              <w:rPr>
+                <w:rFonts w:ascii="メイリオ" w:eastAsia="メイリオ" w:hAnsi="メイリオ" w:cs="メイリオ"/>
+                <w:sz w:val="20"/>
+              </w:rPr>
+              <w:t>、Vite、</w:t>
+            </w:r>
+            <w:proofErr w:type="spellStart"/>
+            <w:r>
+              <w:rPr>
+                <w:rFonts w:ascii="メイリオ" w:eastAsia="メイリオ" w:hAnsi="メイリオ" w:cs="メイリオ"/>
+                <w:sz w:val="20"/>
+              </w:rPr>
+              <w:t>Vitest</w:t>
+            </w:r>
+            <w:proofErr w:type="spellEnd"/>
+            <w:r>
+              <w:rPr>
+                <w:rFonts w:ascii="メイリオ" w:eastAsia="メイリオ" w:hAnsi="メイリオ" w:cs="メイリオ"/>
+                <w:sz w:val="20"/>
+              </w:rPr>
+              <w:t>、AWS Bedrock、AWS Lambda、API Gateway WebSocket、CloudWatch、IAM</w:t>
             </w:r>
             <w:r>
               <w:rPr>
@@ -2206,15 +2135,15 @@
                 <w:sz w:val="20"/>
               </w:rPr>
               <w:lastRenderedPageBreak/>
-              <w:t>2022年08月　～　2023年04月</w:t>
-            </w:r>
-            <w:r>
-              <w:rPr>
-                <w:rFonts w:ascii="メイリオ" w:eastAsia="メイリオ" w:hAnsi="メイリオ" w:hint="eastAsia"/>
-                <w:sz w:val="20"/>
-              </w:rPr>
-              <w:br/>
-              <w:t>都市銀行向け　セールス/販売効率化プロジェクト</w:t>
+              <w:t>2023年05月　～　2024年07月</w:t>
+            </w:r>
+            <w:r>
+              <w:rPr>
+                <w:rFonts w:ascii="メイリオ" w:eastAsia="メイリオ" w:hAnsi="メイリオ" w:hint="eastAsia"/>
+                <w:sz w:val="20"/>
+              </w:rPr>
+              <w:br/>
+              <w:t>化粧品会社向け　セールス/販売システム化（仕組み）プロジェクト</w:t>
             </w:r>
             <w:r>
               <w:rPr>
@@ -2238,7 +2167,29 @@
                 <w:sz w:val="20"/>
               </w:rPr>
               <w:br/>
-              <w:t>国内・海外の証券、債券、先物取引を行う金融取引システムの改修開発プロジェクトに従事しました。</w:t>
+            </w:r>
+            <w:r>
+              <w:rPr>
+                <w:rFonts w:ascii="メイリオ" w:eastAsia="メイリオ" w:hAnsi="メイリオ"/>
+                <w:sz w:val="20"/>
+              </w:rPr>
+              <w:t xml:space="preserve">化粧品ECサイトの新規機能開発およびデータ分析基盤の構築に従事。React/Next.jsを用いたフロントエンド開発に加え、AWS（Glue, S3, </w:t>
+            </w:r>
+            <w:proofErr w:type="spellStart"/>
+            <w:r>
+              <w:rPr>
+                <w:rFonts w:ascii="メイリオ" w:eastAsia="メイリオ" w:hAnsi="メイリオ"/>
+                <w:sz w:val="20"/>
+              </w:rPr>
+              <w:t>EventBridge</w:t>
+            </w:r>
+            <w:proofErr w:type="spellEnd"/>
+            <w:r>
+              <w:rPr>
+                <w:rFonts w:ascii="メイリオ" w:eastAsia="メイリオ" w:hAnsi="メイリオ"/>
+                <w:sz w:val="20"/>
+              </w:rPr>
+              <w:t>等）を活用したETLパイプライン構築、画像自動最適化などのサーバーレス処理の実装、および障害分析まで幅広く担当しました。</w:t>
             </w:r>
             <w:r>
               <w:rPr>
@@ -2261,30 +2212,103 @@
                 <w:sz w:val="20"/>
               </w:rPr>
               <w:br/>
-              <w:t>概要設計書をもとに、夜間データ処理バッチおよび外部システム向けデータ変換バッチの詳細設計、実装、単体テスト、結合テストまで一貫して担当しました。</w:t>
-            </w:r>
-            <w:r>
-              <w:rPr>
-                <w:rFonts w:ascii="メイリオ" w:eastAsia="メイリオ" w:hAnsi="メイリオ" w:hint="eastAsia"/>
-                <w:sz w:val="20"/>
-              </w:rPr>
-              <w:br/>
-              <w:t>また、Dockerを用いたサーバー環境へのリリース作業も担当し、安定した運用に向けた対応を行いました。</w:t>
-            </w:r>
-            <w:r>
-              <w:rPr>
-                <w:rFonts w:ascii="メイリオ" w:eastAsia="メイリオ" w:hAnsi="メイリオ" w:hint="eastAsia"/>
-                <w:sz w:val="20"/>
-              </w:rPr>
-              <w:br/>
-            </w:r>
-            <w:r>
-              <w:rPr>
-                <w:rFonts w:ascii="メイリオ" w:eastAsia="メイリオ" w:hAnsi="メイリオ" w:hint="eastAsia"/>
-                <w:sz w:val="20"/>
-              </w:rPr>
-              <w:br/>
-            </w:r>
+            </w:r>
+            <w:r>
+              <w:rPr>
+                <w:rFonts w:ascii="メイリオ" w:eastAsia="メイリオ" w:hAnsi="メイリオ" w:hint="eastAsia"/>
+                <w:sz w:val="20"/>
+              </w:rPr>
+              <w:t>• AWS Glue を用いて、S3 上のクレンジング済み行動ログと Amazon RDS 上の注文データを「ユーザーID」で JOIN する ETL パイプラインを構築。</w:t>
+            </w:r>
+          </w:p>
+          <w:p>
+            <w:pPr>
+              <w:jc w:val="left"/>
+              <w:rPr>
+                <w:rFonts w:ascii="メイリオ" w:eastAsia="メイリオ" w:hAnsi="メイリオ"/>
+                <w:sz w:val="20"/>
+              </w:rPr>
+            </w:pPr>
+            <w:r>
+              <w:rPr>
+                <w:rFonts w:ascii="メイリオ" w:eastAsia="メイリオ" w:hAnsi="メイリオ" w:hint="eastAsia"/>
+                <w:sz w:val="20"/>
+              </w:rPr>
+              <w:t xml:space="preserve">• CVR を集計したデータマートを S3 へ自動出力し、Amazon </w:t>
+            </w:r>
+            <w:proofErr w:type="spellStart"/>
+            <w:r>
+              <w:rPr>
+                <w:rFonts w:ascii="メイリオ" w:eastAsia="メイリオ" w:hAnsi="メイリオ" w:hint="eastAsia"/>
+                <w:sz w:val="20"/>
+              </w:rPr>
+              <w:t>QuickSight</w:t>
+            </w:r>
+            <w:proofErr w:type="spellEnd"/>
+            <w:r>
+              <w:rPr>
+                <w:rFonts w:ascii="メイリオ" w:eastAsia="メイリオ" w:hAnsi="メイリオ" w:hint="eastAsia"/>
+                <w:sz w:val="20"/>
+              </w:rPr>
+              <w:t xml:space="preserve"> 上でファネルチャート等として可視化するマーケティング分析環境を整備しました。</w:t>
+            </w:r>
+          </w:p>
+          <w:p>
+            <w:pPr>
+              <w:jc w:val="left"/>
+              <w:rPr>
+                <w:rFonts w:ascii="メイリオ" w:eastAsia="メイリオ" w:hAnsi="メイリオ"/>
+                <w:sz w:val="20"/>
+              </w:rPr>
+            </w:pPr>
+            <w:r>
+              <w:rPr>
+                <w:rFonts w:ascii="メイリオ" w:eastAsia="メイリオ" w:hAnsi="メイリオ" w:hint="eastAsia"/>
+                <w:sz w:val="20"/>
+              </w:rPr>
+              <w:t>• 商品画像の自動最適化。</w:t>
+            </w:r>
+          </w:p>
+          <w:p>
+            <w:pPr>
+              <w:jc w:val="left"/>
+              <w:rPr>
+                <w:rFonts w:ascii="メイリオ" w:eastAsia="メイリオ" w:hAnsi="メイリオ"/>
+                <w:sz w:val="20"/>
+              </w:rPr>
+            </w:pPr>
+            <w:r>
+              <w:rPr>
+                <w:rFonts w:ascii="メイリオ" w:eastAsia="メイリオ" w:hAnsi="メイリオ" w:hint="eastAsia"/>
+                <w:sz w:val="20"/>
+              </w:rPr>
+              <w:t>• セール開始時のクーポン自動配布・Webhook 通知。</w:t>
+            </w:r>
+          </w:p>
+          <w:p>
+            <w:pPr>
+              <w:jc w:val="left"/>
+              <w:rPr>
+                <w:rFonts w:ascii="メイリオ" w:eastAsia="DengXian" w:hAnsi="メイリオ"/>
+                <w:sz w:val="20"/>
+              </w:rPr>
+            </w:pPr>
+            <w:r>
+              <w:rPr>
+                <w:rFonts w:ascii="メイリオ" w:eastAsia="メイリオ" w:hAnsi="メイリオ" w:hint="eastAsia"/>
+                <w:sz w:val="20"/>
+              </w:rPr>
+              <w:t>• Amazon CloudWatch や AWS X-Ray を用いたログ・トレース調査、障害の原因分析およびバグ修正を実施。</w:t>
+            </w:r>
+          </w:p>
+          <w:p>
+            <w:pPr>
+              <w:jc w:val="left"/>
+              <w:rPr>
+                <w:rFonts w:ascii="メイリオ" w:eastAsia="メイリオ" w:hAnsi="メイリオ"/>
+                <w:sz w:val="20"/>
+              </w:rPr>
+            </w:pPr>
           </w:p>
         </w:tc>
         <w:tc>
@@ -2301,8 +2325,9 @@
             <w:pPr>
               <w:jc w:val="left"/>
               <w:rPr>
-                <w:rFonts w:ascii="メイリオ" w:eastAsia="メイリオ" w:hAnsi="メイリオ" w:cs="メイリオ"/>
-                <w:sz w:val="20"/>
+                <w:rFonts w:ascii="メイリオ" w:eastAsia="DengXian" w:hAnsi="メイリオ" w:cs="メイリオ"/>
+                <w:sz w:val="20"/>
+                <w:lang w:eastAsia="zh-CN"/>
               </w:rPr>
             </w:pPr>
             <w:r>
@@ -2341,6 +2366,361 @@
                 <w:sz w:val="20"/>
               </w:rPr>
               <w:br/>
+              <w:t>人数：28人</w:t>
+            </w:r>
+            <w:r>
+              <w:rPr>
+                <w:rFonts w:ascii="メイリオ" w:eastAsia="メイリオ" w:hAnsi="メイリオ" w:cs="メイリオ"/>
+                <w:sz w:val="20"/>
+              </w:rPr>
+              <w:br/>
+            </w:r>
+            <w:r>
+              <w:rPr>
+                <w:rFonts w:ascii="メイリオ" w:eastAsia="メイリオ" w:hAnsi="メイリオ" w:cs="メイリオ"/>
+                <w:sz w:val="20"/>
+              </w:rPr>
+              <w:br/>
+              <w:t>【開発環境】</w:t>
+            </w:r>
+            <w:r>
+              <w:rPr>
+                <w:rFonts w:ascii="メイリオ" w:eastAsia="メイリオ" w:hAnsi="メイリオ" w:cs="メイリオ"/>
+                <w:sz w:val="20"/>
+              </w:rPr>
+              <w:br/>
+            </w:r>
+            <w:r>
+              <w:rPr>
+                <w:rFonts w:ascii="メイリオ" w:eastAsia="メイリオ" w:hAnsi="メイリオ" w:cs="メイリオ"/>
+                <w:sz w:val="20"/>
+              </w:rPr>
+              <w:t xml:space="preserve">Amazon S3, Amazon </w:t>
+            </w:r>
+            <w:proofErr w:type="spellStart"/>
+            <w:r>
+              <w:rPr>
+                <w:rFonts w:ascii="メイリオ" w:eastAsia="メイリオ" w:hAnsi="メイリオ" w:cs="メイリオ"/>
+                <w:sz w:val="20"/>
+              </w:rPr>
+              <w:t>ElastiCache</w:t>
+            </w:r>
+            <w:proofErr w:type="spellEnd"/>
+            <w:r>
+              <w:rPr>
+                <w:rFonts w:ascii="メイリオ" w:eastAsia="メイリオ" w:hAnsi="メイリオ" w:cs="メイリオ"/>
+                <w:sz w:val="20"/>
+              </w:rPr>
+              <w:t xml:space="preserve">, Amazon SQS, Amazon SNS, Amazon </w:t>
+            </w:r>
+            <w:proofErr w:type="spellStart"/>
+            <w:r>
+              <w:rPr>
+                <w:rFonts w:ascii="メイリオ" w:eastAsia="メイリオ" w:hAnsi="メイリオ" w:cs="メイリオ"/>
+                <w:sz w:val="20"/>
+              </w:rPr>
+              <w:t>EventBridge</w:t>
+            </w:r>
+            <w:proofErr w:type="spellEnd"/>
+            <w:r>
+              <w:rPr>
+                <w:rFonts w:ascii="メイリオ" w:eastAsia="メイリオ" w:hAnsi="メイリオ" w:cs="メイリオ"/>
+                <w:sz w:val="20"/>
+              </w:rPr>
+              <w:t>, Amazon ECR, AWS Lambda, AWS Glue</w:t>
+            </w:r>
+            <w:r>
+              <w:rPr>
+                <w:rFonts w:ascii="メイリオ" w:eastAsia="DengXian" w:hAnsi="メイリオ" w:cs="メイリオ" w:hint="eastAsia"/>
+                <w:sz w:val="20"/>
+                <w:lang w:eastAsia="zh-CN"/>
+              </w:rPr>
+              <w:t>,</w:t>
+            </w:r>
+          </w:p>
+          <w:p>
+            <w:pPr>
+              <w:jc w:val="left"/>
+              <w:rPr>
+                <w:rFonts w:ascii="メイリオ" w:eastAsia="メイリオ" w:hAnsi="メイリオ" w:cs="メイリオ"/>
+                <w:sz w:val="20"/>
+              </w:rPr>
+            </w:pPr>
+            <w:proofErr w:type="spellStart"/>
+            <w:r>
+              <w:rPr>
+                <w:rFonts w:ascii="メイリオ" w:eastAsia="メイリオ" w:hAnsi="メイリオ" w:cs="メイリオ"/>
+                <w:sz w:val="20"/>
+              </w:rPr>
+              <w:t>SpringBoot</w:t>
+            </w:r>
+            <w:proofErr w:type="spellEnd"/>
+          </w:p>
+          <w:p>
+            <w:pPr>
+              <w:jc w:val="left"/>
+              <w:rPr>
+                <w:rFonts w:ascii="メイリオ" w:eastAsia="メイリオ" w:hAnsi="メイリオ" w:cs="メイリオ"/>
+                <w:sz w:val="20"/>
+              </w:rPr>
+            </w:pPr>
+            <w:r>
+              <w:rPr>
+                <w:rFonts w:ascii="メイリオ" w:eastAsia="メイリオ" w:hAnsi="メイリオ" w:cs="メイリオ"/>
+                <w:sz w:val="20"/>
+              </w:rPr>
+              <w:t>React-Bootstrap</w:t>
+            </w:r>
+          </w:p>
+          <w:p>
+            <w:pPr>
+              <w:jc w:val="left"/>
+              <w:rPr>
+                <w:rFonts w:ascii="メイリオ" w:eastAsia="DengXian" w:hAnsi="メイリオ" w:cs="メイリオ"/>
+                <w:sz w:val="20"/>
+                <w:lang w:eastAsia="zh-CN"/>
+              </w:rPr>
+            </w:pPr>
+            <w:r>
+              <w:rPr>
+                <w:rFonts w:ascii="メイリオ" w:eastAsia="メイリオ" w:hAnsi="メイリオ" w:cs="メイリオ"/>
+                <w:sz w:val="20"/>
+              </w:rPr>
+              <w:t>Redux</w:t>
+            </w:r>
+          </w:p>
+          <w:p>
+            <w:pPr>
+              <w:jc w:val="left"/>
+              <w:rPr>
+                <w:rFonts w:ascii="メイリオ" w:eastAsia="メイリオ" w:hAnsi="メイリオ" w:cs="メイリオ"/>
+                <w:sz w:val="20"/>
+              </w:rPr>
+            </w:pPr>
+            <w:proofErr w:type="spellStart"/>
+            <w:r>
+              <w:rPr>
+                <w:rFonts w:ascii="メイリオ" w:eastAsia="メイリオ" w:hAnsi="メイリオ" w:cs="メイリオ"/>
+                <w:sz w:val="20"/>
+              </w:rPr>
+              <w:t>VScode</w:t>
+            </w:r>
+            <w:proofErr w:type="spellEnd"/>
+          </w:p>
+          <w:p>
+            <w:pPr>
+              <w:jc w:val="left"/>
+              <w:rPr>
+                <w:rFonts w:ascii="メイリオ" w:eastAsia="メイリオ" w:hAnsi="メイリオ" w:cs="メイリオ"/>
+                <w:sz w:val="20"/>
+              </w:rPr>
+            </w:pPr>
+            <w:r>
+              <w:rPr>
+                <w:rFonts w:ascii="メイリオ" w:eastAsia="メイリオ" w:hAnsi="メイリオ" w:cs="メイリオ"/>
+                <w:sz w:val="20"/>
+              </w:rPr>
+              <w:t>AWS Toolkit</w:t>
+            </w:r>
+          </w:p>
+          <w:p>
+            <w:pPr>
+              <w:jc w:val="left"/>
+              <w:rPr>
+                <w:rFonts w:ascii="メイリオ" w:eastAsia="メイリオ" w:hAnsi="メイリオ" w:cs="メイリオ"/>
+                <w:sz w:val="20"/>
+              </w:rPr>
+            </w:pPr>
+            <w:proofErr w:type="spellStart"/>
+            <w:r>
+              <w:rPr>
+                <w:rFonts w:ascii="メイリオ" w:eastAsia="メイリオ" w:hAnsi="メイリオ" w:cs="メイリオ"/>
+                <w:sz w:val="20"/>
+              </w:rPr>
+              <w:t>Github</w:t>
+            </w:r>
+            <w:proofErr w:type="spellEnd"/>
+            <w:r>
+              <w:rPr>
+                <w:rFonts w:ascii="メイリオ" w:eastAsia="メイリオ" w:hAnsi="メイリオ" w:cs="メイリオ"/>
+                <w:sz w:val="20"/>
+              </w:rPr>
+              <w:br/>
+            </w:r>
+            <w:r>
+              <w:rPr>
+                <w:rFonts w:ascii="メイリオ" w:eastAsia="メイリオ" w:hAnsi="メイリオ" w:cs="メイリオ"/>
+                <w:sz w:val="20"/>
+              </w:rPr>
+              <w:br/>
+            </w:r>
+          </w:p>
+        </w:tc>
+      </w:tr>
+      <w:tr>
+        <w:trPr>
+          <w:cantSplit/>
+          <w:trHeight w:val="798"/>
+        </w:trPr>
+        <w:tc>
+          <w:tcPr>
+            <w:tcW w:w="8363" w:type="dxa"/>
+            <w:tcBorders>
+              <w:top w:val="single" w:sz="4" w:space="0" w:color="auto"/>
+              <w:left w:val="single" w:sz="4" w:space="0" w:color="auto"/>
+              <w:bottom w:val="single" w:sz="4" w:space="0" w:color="auto"/>
+              <w:right w:val="single" w:sz="4" w:space="0" w:color="auto"/>
+            </w:tcBorders>
+          </w:tcPr>
+          <w:p>
+            <w:pPr>
+              <w:jc w:val="left"/>
+              <w:rPr>
+                <w:rFonts w:ascii="メイリオ" w:eastAsia="メイリオ" w:hAnsi="メイリオ"/>
+                <w:sz w:val="20"/>
+              </w:rPr>
+            </w:pPr>
+            <w:r>
+              <w:rPr>
+                <w:rFonts w:ascii="メイリオ" w:eastAsia="メイリオ" w:hAnsi="メイリオ" w:hint="eastAsia"/>
+                <w:sz w:val="20"/>
+              </w:rPr>
+              <w:lastRenderedPageBreak/>
+              <w:t>2022年08月　～　2023年04月</w:t>
+            </w:r>
+            <w:r>
+              <w:rPr>
+                <w:rFonts w:ascii="メイリオ" w:eastAsia="メイリオ" w:hAnsi="メイリオ" w:hint="eastAsia"/>
+                <w:sz w:val="20"/>
+              </w:rPr>
+              <w:br/>
+              <w:t>都市銀行向け　セールス/販売効率化プロジェクト</w:t>
+            </w:r>
+            <w:r>
+              <w:rPr>
+                <w:rFonts w:ascii="メイリオ" w:eastAsia="メイリオ" w:hAnsi="メイリオ" w:hint="eastAsia"/>
+                <w:sz w:val="20"/>
+              </w:rPr>
+              <w:br/>
+              <w:t xml:space="preserve">　　</w:t>
+            </w:r>
+            <w:r>
+              <w:rPr>
+                <w:rFonts w:ascii="メイリオ" w:eastAsia="メイリオ" w:hAnsi="メイリオ" w:hint="eastAsia"/>
+                <w:sz w:val="20"/>
+              </w:rPr>
+              <w:br/>
+              <w:t xml:space="preserve">　【概要】</w:t>
+            </w:r>
+            <w:r>
+              <w:rPr>
+                <w:rFonts w:ascii="メイリオ" w:eastAsia="メイリオ" w:hAnsi="メイリオ" w:hint="eastAsia"/>
+                <w:sz w:val="20"/>
+              </w:rPr>
+              <w:br/>
+              <w:t>国内・海外の証券、債券、先物取引を行う金融取引システムの改修開発プロジェクトに従事しました。</w:t>
+            </w:r>
+            <w:r>
+              <w:rPr>
+                <w:rFonts w:ascii="メイリオ" w:eastAsia="メイリオ" w:hAnsi="メイリオ" w:hint="eastAsia"/>
+                <w:sz w:val="20"/>
+              </w:rPr>
+              <w:br/>
+            </w:r>
+            <w:r>
+              <w:rPr>
+                <w:rFonts w:ascii="メイリオ" w:eastAsia="メイリオ" w:hAnsi="メイリオ" w:hint="eastAsia"/>
+                <w:sz w:val="20"/>
+              </w:rPr>
+              <w:br/>
+              <w:t>【担当内容・役割】</w:t>
+            </w:r>
+            <w:r>
+              <w:rPr>
+                <w:rFonts w:ascii="メイリオ" w:eastAsia="メイリオ" w:hAnsi="メイリオ" w:hint="eastAsia"/>
+                <w:sz w:val="20"/>
+              </w:rPr>
+              <w:br/>
+              <w:t>概要設計書をもとに、夜間データ処理バッチおよび外部システム向けデータ変換バッチの詳細設計、実装、単体テスト、結合テストまで一貫して担当しました。</w:t>
+            </w:r>
+            <w:r>
+              <w:rPr>
+                <w:rFonts w:ascii="メイリオ" w:eastAsia="メイリオ" w:hAnsi="メイリオ" w:hint="eastAsia"/>
+                <w:sz w:val="20"/>
+              </w:rPr>
+              <w:br/>
+              <w:t>また、Dockerを用いたサーバー環境へのリリース作業も担当し、安定した運用に向けた対応を行いました。</w:t>
+            </w:r>
+            <w:r>
+              <w:rPr>
+                <w:rFonts w:ascii="メイリオ" w:eastAsia="メイリオ" w:hAnsi="メイリオ" w:hint="eastAsia"/>
+                <w:sz w:val="20"/>
+              </w:rPr>
+              <w:br/>
+            </w:r>
+            <w:r>
+              <w:rPr>
+                <w:rFonts w:ascii="メイリオ" w:eastAsia="メイリオ" w:hAnsi="メイリオ" w:hint="eastAsia"/>
+                <w:sz w:val="20"/>
+              </w:rPr>
+              <w:br/>
+            </w:r>
+          </w:p>
+        </w:tc>
+        <w:tc>
+          <w:tcPr>
+            <w:tcW w:w="1843" w:type="dxa"/>
+            <w:tcBorders>
+              <w:top w:val="single" w:sz="4" w:space="0" w:color="auto"/>
+              <w:left w:val="single" w:sz="4" w:space="0" w:color="auto"/>
+              <w:bottom w:val="single" w:sz="4" w:space="0" w:color="auto"/>
+              <w:right w:val="single" w:sz="4" w:space="0" w:color="auto"/>
+            </w:tcBorders>
+          </w:tcPr>
+          <w:p>
+            <w:pPr>
+              <w:jc w:val="left"/>
+              <w:rPr>
+                <w:rFonts w:ascii="メイリオ" w:eastAsia="メイリオ" w:hAnsi="メイリオ" w:cs="メイリオ"/>
+                <w:sz w:val="20"/>
+              </w:rPr>
+            </w:pPr>
+            <w:r>
+              <w:rPr>
+                <w:rFonts w:ascii="メイリオ" w:eastAsia="メイリオ" w:hAnsi="メイリオ" w:cs="メイリオ"/>
+                <w:sz w:val="20"/>
+              </w:rPr>
+              <w:t>【役割】</w:t>
+            </w:r>
+            <w:r>
+              <w:rPr>
+                <w:rFonts w:ascii="メイリオ" w:eastAsia="メイリオ" w:hAnsi="メイリオ" w:cs="メイリオ"/>
+                <w:sz w:val="20"/>
+              </w:rPr>
+              <w:br/>
+              <w:t>役割：メンバー</w:t>
+            </w:r>
+            <w:r>
+              <w:rPr>
+                <w:rFonts w:ascii="メイリオ" w:eastAsia="メイリオ" w:hAnsi="メイリオ" w:cs="メイリオ"/>
+                <w:sz w:val="20"/>
+              </w:rPr>
+              <w:br/>
+            </w:r>
+            <w:r>
+              <w:rPr>
+                <w:rFonts w:ascii="メイリオ" w:eastAsia="メイリオ" w:hAnsi="メイリオ" w:cs="メイリオ"/>
+                <w:sz w:val="20"/>
+              </w:rPr>
+              <w:br/>
+              <w:t>【規模】</w:t>
+            </w:r>
+            <w:r>
+              <w:rPr>
+                <w:rFonts w:ascii="メイリオ" w:eastAsia="メイリオ" w:hAnsi="メイリオ" w:cs="メイリオ"/>
+                <w:sz w:val="20"/>
+              </w:rPr>
+              <w:br/>
               <w:t>人数：30人</w:t>
             </w:r>
             <w:r>
@@ -2364,7 +2744,23 @@
                 <w:sz w:val="20"/>
               </w:rPr>
               <w:br/>
-              <w:t xml:space="preserve">　JavaScript、Jquery、Tomcat、ES6、Ajax</w:t>
+              <w:t xml:space="preserve">　JavaScript、</w:t>
+            </w:r>
+            <w:proofErr w:type="spellStart"/>
+            <w:r>
+              <w:rPr>
+                <w:rFonts w:ascii="メイリオ" w:eastAsia="メイリオ" w:hAnsi="メイリオ" w:cs="メイリオ"/>
+                <w:sz w:val="20"/>
+              </w:rPr>
+              <w:t>Jquery</w:t>
+            </w:r>
+            <w:proofErr w:type="spellEnd"/>
+            <w:r>
+              <w:rPr>
+                <w:rFonts w:ascii="メイリオ" w:eastAsia="メイリオ" w:hAnsi="メイリオ" w:cs="メイリオ"/>
+                <w:sz w:val="20"/>
+              </w:rPr>
+              <w:t>、Tomcat、ES6、Ajax</w:t>
             </w:r>
             <w:r>
               <w:rPr>
@@ -2404,6 +2800,7 @@
           <w:rFonts w:ascii="メイリオ" w:eastAsia="メイリオ" w:hAnsi="メイリオ" w:cs="メイリオ"/>
           <w:sz w:val="20"/>
           <w:szCs w:val="20"/>
+          <w:lang w:eastAsia="zh-CN"/>
         </w:rPr>
       </w:pPr>
       <w:r>
@@ -2412,6 +2809,7 @@
           <w:rFonts w:ascii="メイリオ" w:eastAsia="メイリオ" w:hAnsi="メイリオ" w:cs="メイリオ"/>
           <w:sz w:val="20"/>
           <w:szCs w:val="20"/>
+          <w:lang w:eastAsia="zh-CN"/>
         </w:rPr>
         <w:t>2021年03月 ～ 2022年07月　杭州宏服科学技術株式会社(正社員)</w:t>
       </w:r>
@@ -2719,8 +3117,65 @@
                 <w:sz w:val="20"/>
               </w:rPr>
               <w:br/>
-              <w:t xml:space="preserve">　JavaScript、MySQL、Bootstrap、css、HTML5、ES6、Ajax、SpringMVC、Mybatis、SpringBoot</w:t>
-            </w:r>
+              <w:t xml:space="preserve">　JavaScript、MySQL、Bootstrap、</w:t>
+            </w:r>
+            <w:proofErr w:type="spellStart"/>
+            <w:r>
+              <w:rPr>
+                <w:rFonts w:ascii="メイリオ" w:eastAsia="メイリオ" w:hAnsi="メイリオ" w:cs="メイリオ"/>
+                <w:sz w:val="20"/>
+              </w:rPr>
+              <w:t>css</w:t>
+            </w:r>
+            <w:proofErr w:type="spellEnd"/>
+            <w:r>
+              <w:rPr>
+                <w:rFonts w:ascii="メイリオ" w:eastAsia="メイリオ" w:hAnsi="メイリオ" w:cs="メイリオ"/>
+                <w:sz w:val="20"/>
+              </w:rPr>
+              <w:t>、HTML5、ES6、Ajax、</w:t>
+            </w:r>
+            <w:proofErr w:type="spellStart"/>
+            <w:r>
+              <w:rPr>
+                <w:rFonts w:ascii="メイリオ" w:eastAsia="メイリオ" w:hAnsi="メイリオ" w:cs="メイリオ"/>
+                <w:sz w:val="20"/>
+              </w:rPr>
+              <w:t>SpringMVC</w:t>
+            </w:r>
+            <w:proofErr w:type="spellEnd"/>
+            <w:r>
+              <w:rPr>
+                <w:rFonts w:ascii="メイリオ" w:eastAsia="メイリオ" w:hAnsi="メイリオ" w:cs="メイリオ"/>
+                <w:sz w:val="20"/>
+              </w:rPr>
+              <w:t>、</w:t>
+            </w:r>
+            <w:proofErr w:type="spellStart"/>
+            <w:r>
+              <w:rPr>
+                <w:rFonts w:ascii="メイリオ" w:eastAsia="メイリオ" w:hAnsi="メイリオ" w:cs="メイリオ"/>
+                <w:sz w:val="20"/>
+              </w:rPr>
+              <w:t>Mybatis</w:t>
+            </w:r>
+            <w:proofErr w:type="spellEnd"/>
+            <w:r>
+              <w:rPr>
+                <w:rFonts w:ascii="メイリオ" w:eastAsia="メイリオ" w:hAnsi="メイリオ" w:cs="メイリオ"/>
+                <w:sz w:val="20"/>
+              </w:rPr>
+              <w:t>、</w:t>
+            </w:r>
+            <w:proofErr w:type="spellStart"/>
+            <w:r>
+              <w:rPr>
+                <w:rFonts w:ascii="メイリオ" w:eastAsia="メイリオ" w:hAnsi="メイリオ" w:cs="メイリオ"/>
+                <w:sz w:val="20"/>
+              </w:rPr>
+              <w:t>SpringBoot</w:t>
+            </w:r>
+            <w:proofErr w:type="spellEnd"/>
             <w:r>
               <w:rPr>
                 <w:rFonts w:ascii="メイリオ" w:eastAsia="メイリオ" w:hAnsi="メイリオ" w:cs="メイリオ"/>
@@ -2880,7 +3335,7 @@
       </w:r>
     </w:p>
     <w:sectPr>
-      <w:footerReference w:type="default" r:id="rId9"/>
+      <w:footerReference w:type="default" r:id="rId8"/>
       <w:pgSz w:w="11907" w:h="16840" w:code="259"/>
       <w:pgMar w:top="438" w:right="680" w:bottom="730" w:left="680" w:header="851" w:footer="992" w:gutter="0"/>
       <w:cols w:space="425"/>
@@ -2891,7 +3346,7 @@
 </file>
 
 <file path=word/endnotes.xml><?xml version="1.0" encoding="utf-8"?>
-<w:endnotes xmlns:wpc="http://schemas.microsoft.com/office/word/2010/wordprocessingCanvas" xmlns:mc="http://schemas.openxmlformats.org/markup-compatibility/2006" xmlns:o="urn:schemas-microsoft-com:office:office" xmlns:r="http://schemas.openxmlformats.org/officeDocument/2006/relationships" xmlns:m="http://schemas.openxmlformats.org/officeDocument/2006/math" xmlns:v="urn:schemas-microsoft-com:vml" xmlns:wp14="http://schemas.microsoft.com/office/word/2010/wordprocessingDrawing" xmlns:wp="http://schemas.openxmlformats.org/drawingml/2006/wordprocessingDrawing" xmlns:w10="urn:schemas-microsoft-com:office:word" xmlns:w="http://schemas.openxmlformats.org/wordprocessingml/2006/main" xmlns:w14="http://schemas.microsoft.com/office/word/2010/wordml" xmlns:wpg="http://schemas.microsoft.com/office/word/2010/wordprocessingGroup" xmlns:wpi="http://schemas.microsoft.com/office/word/2010/wordprocessingInk" xmlns:wne="http://schemas.microsoft.com/office/word/2006/wordml" xmlns:wps="http://schemas.microsoft.com/office/word/2010/wordprocessingShape" mc:Ignorable="w14 wp14">
+<w:endnotes xmlns:wpc="http://schemas.microsoft.com/office/word/2010/wordprocessingCanvas" xmlns:cx="http://schemas.microsoft.com/office/drawing/2014/chartex" xmlns:cx1="http://schemas.microsoft.com/office/drawing/2015/9/8/chartex" xmlns:cx2="http://schemas.microsoft.com/office/drawing/2015/10/21/chartex" xmlns:cx3="http://schemas.microsoft.com/office/drawing/2016/5/9/chartex" xmlns:cx4="http://schemas.microsoft.com/office/drawing/2016/5/10/chartex" xmlns:cx5="http://schemas.microsoft.com/office/drawing/2016/5/11/chartex" xmlns:cx6="http://schemas.microsoft.com/office/drawing/2016/5/12/chartex" xmlns:cx7="http://schemas.microsoft.com/office/drawing/2016/5/13/chartex" xmlns:cx8="http://schemas.microsoft.com/office/drawing/2016/5/14/chartex" xmlns:mc="http://schemas.openxmlformats.org/markup-compatibility/2006" xmlns:aink="http://schemas.microsoft.com/office/drawing/2016/ink" xmlns:am3d="http://schemas.microsoft.com/office/drawing/2017/model3d" xmlns:o="urn:schemas-microsoft-com:office:office" xmlns:oel="http://schemas.microsoft.com/office/2019/extlst" xmlns:r="http://schemas.openxmlformats.org/officeDocument/2006/relationships" xmlns:m="http://schemas.openxmlformats.org/officeDocument/2006/math" xmlns:v="urn:schemas-microsoft-com:vml" xmlns:wp14="http://schemas.microsoft.com/office/word/2010/wordprocessingDrawing" xmlns:wp="http://schemas.openxmlformats.org/drawingml/2006/wordprocessingDrawing" xmlns:w10="urn:schemas-microsoft-com:office:word" xmlns:w="http://schemas.openxmlformats.org/wordprocessingml/2006/main" xmlns:w14="http://schemas.microsoft.com/office/word/2010/wordml" xmlns:w15="http://schemas.microsoft.com/office/word/2012/wordml" xmlns:w16cex="http://schemas.microsoft.com/office/word/2018/wordml/cex" xmlns:w16cid="http://schemas.microsoft.com/office/word/2016/wordml/cid" xmlns:w16="http://schemas.microsoft.com/office/word/2018/wordml" xmlns:w16du="http://schemas.microsoft.com/office/word/2023/wordml/word16du" xmlns:w16sdtdh="http://schemas.microsoft.com/office/word/2020/wordml/sdtdatahash" xmlns:w16sdtfl="http://schemas.microsoft.com/office/word/2024/wordml/sdtformatlock" xmlns:w16se="http://schemas.microsoft.com/office/word/2015/wordml/symex" xmlns:wpg="http://schemas.microsoft.com/office/word/2010/wordprocessingGroup" xmlns:wpi="http://schemas.microsoft.com/office/word/2010/wordprocessingInk" xmlns:wne="http://schemas.microsoft.com/office/word/2006/wordml" xmlns:wps="http://schemas.microsoft.com/office/word/2010/wordprocessingShape" mc:Ignorable="w14 w15 w16se w16cid w16 w16cex w16sdtdh w16sdtfl w16du wp14">
   <w:endnote w:type="separator" w:id="-1">
     <w:p>
       <w:r>
@@ -2910,7 +3365,7 @@
 </file>
 
 <file path=word/footer1.xml><?xml version="1.0" encoding="utf-8"?>
-<w:ftr xmlns:wpc="http://schemas.microsoft.com/office/word/2010/wordprocessingCanvas" xmlns:mc="http://schemas.openxmlformats.org/markup-compatibility/2006" xmlns:o="urn:schemas-microsoft-com:office:office" xmlns:r="http://schemas.openxmlformats.org/officeDocument/2006/relationships" xmlns:m="http://schemas.openxmlformats.org/officeDocument/2006/math" xmlns:v="urn:schemas-microsoft-com:vml" xmlns:wp14="http://schemas.microsoft.com/office/word/2010/wordprocessingDrawing" xmlns:wp="http://schemas.openxmlformats.org/drawingml/2006/wordprocessingDrawing" xmlns:w10="urn:schemas-microsoft-com:office:word" xmlns:w="http://schemas.openxmlformats.org/wordprocessingml/2006/main" xmlns:w14="http://schemas.microsoft.com/office/word/2010/wordml" xmlns:wpg="http://schemas.microsoft.com/office/word/2010/wordprocessingGroup" xmlns:wpi="http://schemas.microsoft.com/office/word/2010/wordprocessingInk" xmlns:wne="http://schemas.microsoft.com/office/word/2006/wordml" xmlns:wps="http://schemas.microsoft.com/office/word/2010/wordprocessingShape" mc:Ignorable="w14 wp14">
+<w:ftr xmlns:wpc="http://schemas.microsoft.com/office/word/2010/wordprocessingCanvas" xmlns:cx="http://schemas.microsoft.com/office/drawing/2014/chartex" xmlns:cx1="http://schemas.microsoft.com/office/drawing/2015/9/8/chartex" xmlns:cx2="http://schemas.microsoft.com/office/drawing/2015/10/21/chartex" xmlns:cx3="http://schemas.microsoft.com/office/drawing/2016/5/9/chartex" xmlns:cx4="http://schemas.microsoft.com/office/drawing/2016/5/10/chartex" xmlns:cx5="http://schemas.microsoft.com/office/drawing/2016/5/11/chartex" xmlns:cx6="http://schemas.microsoft.com/office/drawing/2016/5/12/chartex" xmlns:cx7="http://schemas.microsoft.com/office/drawing/2016/5/13/chartex" xmlns:cx8="http://schemas.microsoft.com/office/drawing/2016/5/14/chartex" xmlns:mc="http://schemas.openxmlformats.org/markup-compatibility/2006" xmlns:aink="http://schemas.microsoft.com/office/drawing/2016/ink" xmlns:am3d="http://schemas.microsoft.com/office/drawing/2017/model3d" xmlns:o="urn:schemas-microsoft-com:office:office" xmlns:oel="http://schemas.microsoft.com/office/2019/extlst" xmlns:r="http://schemas.openxmlformats.org/officeDocument/2006/relationships" xmlns:m="http://schemas.openxmlformats.org/officeDocument/2006/math" xmlns:v="urn:schemas-microsoft-com:vml" xmlns:wp14="http://schemas.microsoft.com/office/word/2010/wordprocessingDrawing" xmlns:wp="http://schemas.openxmlformats.org/drawingml/2006/wordprocessingDrawing" xmlns:w10="urn:schemas-microsoft-com:office:word" xmlns:w="http://schemas.openxmlformats.org/wordprocessingml/2006/main" xmlns:w14="http://schemas.microsoft.com/office/word/2010/wordml" xmlns:w15="http://schemas.microsoft.com/office/word/2012/wordml" xmlns:w16cex="http://schemas.microsoft.com/office/word/2018/wordml/cex" xmlns:w16cid="http://schemas.microsoft.com/office/word/2016/wordml/cid" xmlns:w16="http://schemas.microsoft.com/office/word/2018/wordml" xmlns:w16du="http://schemas.microsoft.com/office/word/2023/wordml/word16du" xmlns:w16sdtdh="http://schemas.microsoft.com/office/word/2020/wordml/sdtdatahash" xmlns:w16sdtfl="http://schemas.microsoft.com/office/word/2024/wordml/sdtformatlock" xmlns:w16se="http://schemas.microsoft.com/office/word/2015/wordml/symex" xmlns:wpg="http://schemas.microsoft.com/office/word/2010/wordprocessingGroup" xmlns:wpi="http://schemas.microsoft.com/office/word/2010/wordprocessingInk" xmlns:wne="http://schemas.microsoft.com/office/word/2006/wordml" xmlns:wps="http://schemas.microsoft.com/office/word/2010/wordprocessingShape" mc:Ignorable="w14 w15 w16se w16cid w16 w16cex w16sdtdh w16sdtfl w16du wp14">
   <w:p>
     <w:pPr>
       <w:pStyle w:val="a5"/>
@@ -2966,7 +3421,7 @@
 </file>
 
 <file path=word/footnotes.xml><?xml version="1.0" encoding="utf-8"?>
-<w:footnotes xmlns:wpc="http://schemas.microsoft.com/office/word/2010/wordprocessingCanvas" xmlns:mc="http://schemas.openxmlformats.org/markup-compatibility/2006" xmlns:o="urn:schemas-microsoft-com:office:office" xmlns:r="http://schemas.openxmlformats.org/officeDocument/2006/relationships" xmlns:m="http://schemas.openxmlformats.org/officeDocument/2006/math" xmlns:v="urn:schemas-microsoft-com:vml" xmlns:wp14="http://schemas.microsoft.com/office/word/2010/wordprocessingDrawing" xmlns:wp="http://schemas.openxmlformats.org/drawingml/2006/wordprocessingDrawing" xmlns:w10="urn:schemas-microsoft-com:office:word" xmlns:w="http://schemas.openxmlformats.org/wordprocessingml/2006/main" xmlns:w14="http://schemas.microsoft.com/office/word/2010/wordml" xmlns:wpg="http://schemas.microsoft.com/office/word/2010/wordprocessingGroup" xmlns:wpi="http://schemas.microsoft.com/office/word/2010/wordprocessingInk" xmlns:wne="http://schemas.microsoft.com/office/word/2006/wordml" xmlns:wps="http://schemas.microsoft.com/office/word/2010/wordprocessingShape" mc:Ignorable="w14 wp14">
+<w:footnotes xmlns:wpc="http://schemas.microsoft.com/office/word/2010/wordprocessingCanvas" xmlns:cx="http://schemas.microsoft.com/office/drawing/2014/chartex" xmlns:cx1="http://schemas.microsoft.com/office/drawing/2015/9/8/chartex" xmlns:cx2="http://schemas.microsoft.com/office/drawing/2015/10/21/chartex" xmlns:cx3="http://schemas.microsoft.com/office/drawing/2016/5/9/chartex" xmlns:cx4="http://schemas.microsoft.com/office/drawing/2016/5/10/chartex" xmlns:cx5="http://schemas.microsoft.com/office/drawing/2016/5/11/chartex" xmlns:cx6="http://schemas.microsoft.com/office/drawing/2016/5/12/chartex" xmlns:cx7="http://schemas.microsoft.com/office/drawing/2016/5/13/chartex" xmlns:cx8="http://schemas.microsoft.com/office/drawing/2016/5/14/chartex" xmlns:mc="http://schemas.openxmlformats.org/markup-compatibility/2006" xmlns:aink="http://schemas.microsoft.com/office/drawing/2016/ink" xmlns:am3d="http://schemas.microsoft.com/office/drawing/2017/model3d" xmlns:o="urn:schemas-microsoft-com:office:office" xmlns:oel="http://schemas.microsoft.com/office/2019/extlst" xmlns:r="http://schemas.openxmlformats.org/officeDocument/2006/relationships" xmlns:m="http://schemas.openxmlformats.org/officeDocument/2006/math" xmlns:v="urn:schemas-microsoft-com:vml" xmlns:wp14="http://schemas.microsoft.com/office/word/2010/wordprocessingDrawing" xmlns:wp="http://schemas.openxmlformats.org/drawingml/2006/wordprocessingDrawing" xmlns:w10="urn:schemas-microsoft-com:office:word" xmlns:w="http://schemas.openxmlformats.org/wordprocessingml/2006/main" xmlns:w14="http://schemas.microsoft.com/office/word/2010/wordml" xmlns:w15="http://schemas.microsoft.com/office/word/2012/wordml" xmlns:w16cex="http://schemas.microsoft.com/office/word/2018/wordml/cex" xmlns:w16cid="http://schemas.microsoft.com/office/word/2016/wordml/cid" xmlns:w16="http://schemas.microsoft.com/office/word/2018/wordml" xmlns:w16du="http://schemas.microsoft.com/office/word/2023/wordml/word16du" xmlns:w16sdtdh="http://schemas.microsoft.com/office/word/2020/wordml/sdtdatahash" xmlns:w16sdtfl="http://schemas.microsoft.com/office/word/2024/wordml/sdtformatlock" xmlns:w16se="http://schemas.microsoft.com/office/word/2015/wordml/symex" xmlns:wpg="http://schemas.microsoft.com/office/word/2010/wordprocessingGroup" xmlns:wpi="http://schemas.microsoft.com/office/word/2010/wordprocessingInk" xmlns:wne="http://schemas.microsoft.com/office/word/2006/wordml" xmlns:wps="http://schemas.microsoft.com/office/word/2010/wordprocessingShape" mc:Ignorable="w14 w15 w16se w16cid w16 w16cex w16sdtdh w16sdtfl w16du wp14">
   <w:footnote w:type="separator" w:id="-1">
     <w:p>
       <w:r>
@@ -2985,8 +3440,8 @@
 </file>
 
 <file path=word/numbering.xml><?xml version="1.0" encoding="utf-8"?>
-<w:numbering xmlns:wpc="http://schemas.microsoft.com/office/word/2010/wordprocessingCanvas" xmlns:mc="http://schemas.openxmlformats.org/markup-compatibility/2006" xmlns:o="urn:schemas-microsoft-com:office:office" xmlns:r="http://schemas.openxmlformats.org/officeDocument/2006/relationships" xmlns:m="http://schemas.openxmlformats.org/officeDocument/2006/math" xmlns:v="urn:schemas-microsoft-com:vml" xmlns:wp14="http://schemas.microsoft.com/office/word/2010/wordprocessingDrawing" xmlns:wp="http://schemas.openxmlformats.org/drawingml/2006/wordprocessingDrawing" xmlns:w10="urn:schemas-microsoft-com:office:word" xmlns:w="http://schemas.openxmlformats.org/wordprocessingml/2006/main" xmlns:w14="http://schemas.microsoft.com/office/word/2010/wordml" xmlns:wpg="http://schemas.microsoft.com/office/word/2010/wordprocessingGroup" xmlns:wpi="http://schemas.microsoft.com/office/word/2010/wordprocessingInk" xmlns:wne="http://schemas.microsoft.com/office/word/2006/wordml" xmlns:wps="http://schemas.microsoft.com/office/word/2010/wordprocessingShape" mc:Ignorable="w14 wp14">
-  <w:abstractNum w:abstractNumId="0">
+<w:numbering xmlns:wpc="http://schemas.microsoft.com/office/word/2010/wordprocessingCanvas" xmlns:cx="http://schemas.microsoft.com/office/drawing/2014/chartex" xmlns:cx1="http://schemas.microsoft.com/office/drawing/2015/9/8/chartex" xmlns:cx2="http://schemas.microsoft.com/office/drawing/2015/10/21/chartex" xmlns:cx3="http://schemas.microsoft.com/office/drawing/2016/5/9/chartex" xmlns:cx4="http://schemas.microsoft.com/office/drawing/2016/5/10/chartex" xmlns:cx5="http://schemas.microsoft.com/office/drawing/2016/5/11/chartex" xmlns:cx6="http://schemas.microsoft.com/office/drawing/2016/5/12/chartex" xmlns:cx7="http://schemas.microsoft.com/office/drawing/2016/5/13/chartex" xmlns:cx8="http://schemas.microsoft.com/office/drawing/2016/5/14/chartex" xmlns:mc="http://schemas.openxmlformats.org/markup-compatibility/2006" xmlns:aink="http://schemas.microsoft.com/office/drawing/2016/ink" xmlns:am3d="http://schemas.microsoft.com/office/drawing/2017/model3d" xmlns:o="urn:schemas-microsoft-com:office:office" xmlns:oel="http://schemas.microsoft.com/office/2019/extlst" xmlns:r="http://schemas.openxmlformats.org/officeDocument/2006/relationships" xmlns:m="http://schemas.openxmlformats.org/officeDocument/2006/math" xmlns:v="urn:schemas-microsoft-com:vml" xmlns:wp14="http://schemas.microsoft.com/office/word/2010/wordprocessingDrawing" xmlns:wp="http://schemas.openxmlformats.org/drawingml/2006/wordprocessingDrawing" xmlns:w10="urn:schemas-microsoft-com:office:word" xmlns:w="http://schemas.openxmlformats.org/wordprocessingml/2006/main" xmlns:w14="http://schemas.microsoft.com/office/word/2010/wordml" xmlns:w15="http://schemas.microsoft.com/office/word/2012/wordml" xmlns:w16cex="http://schemas.microsoft.com/office/word/2018/wordml/cex" xmlns:w16cid="http://schemas.microsoft.com/office/word/2016/wordml/cid" xmlns:w16="http://schemas.microsoft.com/office/word/2018/wordml" xmlns:w16du="http://schemas.microsoft.com/office/word/2023/wordml/word16du" xmlns:w16sdtdh="http://schemas.microsoft.com/office/word/2020/wordml/sdtdatahash" xmlns:w16sdtfl="http://schemas.microsoft.com/office/word/2024/wordml/sdtformatlock" xmlns:w16se="http://schemas.microsoft.com/office/word/2015/wordml/symex" xmlns:wpg="http://schemas.microsoft.com/office/word/2010/wordprocessingGroup" xmlns:wpi="http://schemas.microsoft.com/office/word/2010/wordprocessingInk" xmlns:wne="http://schemas.microsoft.com/office/word/2006/wordml" xmlns:wps="http://schemas.microsoft.com/office/word/2010/wordprocessingShape" mc:Ignorable="w14 w15 w16se w16cid w16 w16cex w16sdtdh w16sdtfl w16du wp14">
+  <w:abstractNum w:abstractNumId="0" w15:restartNumberingAfterBreak="0">
     <w:nsid w:val="01281CA8"/>
     <w:multiLevelType w:val="multilevel"/>
     <w:tmpl w:val="F2F8A486"/>
@@ -3127,7 +3582,7 @@
       </w:rPr>
     </w:lvl>
   </w:abstractNum>
-  <w:abstractNum w:abstractNumId="1">
+  <w:abstractNum w:abstractNumId="1" w15:restartNumberingAfterBreak="0">
     <w:nsid w:val="01C50C49"/>
     <w:multiLevelType w:val="hybridMultilevel"/>
     <w:tmpl w:val="F50C5B80"/>
@@ -3267,7 +3722,7 @@
       </w:rPr>
     </w:lvl>
   </w:abstractNum>
-  <w:abstractNum w:abstractNumId="2">
+  <w:abstractNum w:abstractNumId="2" w15:restartNumberingAfterBreak="0">
     <w:nsid w:val="03075339"/>
     <w:multiLevelType w:val="hybridMultilevel"/>
     <w:tmpl w:val="099AA116"/>
@@ -3380,7 +3835,7 @@
       </w:rPr>
     </w:lvl>
   </w:abstractNum>
-  <w:abstractNum w:abstractNumId="3">
+  <w:abstractNum w:abstractNumId="3" w15:restartNumberingAfterBreak="0">
     <w:nsid w:val="050D6A9C"/>
     <w:multiLevelType w:val="multilevel"/>
     <w:tmpl w:val="0A4C4B20"/>
@@ -3520,7 +3975,7 @@
       </w:rPr>
     </w:lvl>
   </w:abstractNum>
-  <w:abstractNum w:abstractNumId="4">
+  <w:abstractNum w:abstractNumId="4" w15:restartNumberingAfterBreak="0">
     <w:nsid w:val="097E6351"/>
     <w:multiLevelType w:val="hybridMultilevel"/>
     <w:tmpl w:val="BEFEC730"/>
@@ -3661,7 +4116,7 @@
       </w:rPr>
     </w:lvl>
   </w:abstractNum>
-  <w:abstractNum w:abstractNumId="5">
+  <w:abstractNum w:abstractNumId="5" w15:restartNumberingAfterBreak="0">
     <w:nsid w:val="0A434A7F"/>
     <w:multiLevelType w:val="hybridMultilevel"/>
     <w:tmpl w:val="F16EAEFE"/>
@@ -3800,7 +4255,7 @@
       </w:rPr>
     </w:lvl>
   </w:abstractNum>
-  <w:abstractNum w:abstractNumId="6">
+  <w:abstractNum w:abstractNumId="6" w15:restartNumberingAfterBreak="0">
     <w:nsid w:val="0B3D5C99"/>
     <w:multiLevelType w:val="hybridMultilevel"/>
     <w:tmpl w:val="5664AB26"/>
@@ -3913,7 +4368,7 @@
       </w:rPr>
     </w:lvl>
   </w:abstractNum>
-  <w:abstractNum w:abstractNumId="7">
+  <w:abstractNum w:abstractNumId="7" w15:restartNumberingAfterBreak="0">
     <w:nsid w:val="0BD1119B"/>
     <w:multiLevelType w:val="hybridMultilevel"/>
     <w:tmpl w:val="FE22007E"/>
@@ -4026,7 +4481,7 @@
       </w:rPr>
     </w:lvl>
   </w:abstractNum>
-  <w:abstractNum w:abstractNumId="8">
+  <w:abstractNum w:abstractNumId="8" w15:restartNumberingAfterBreak="0">
     <w:nsid w:val="14DA2A73"/>
     <w:multiLevelType w:val="multilevel"/>
     <w:tmpl w:val="F2F8A486"/>
@@ -4167,7 +4622,7 @@
       </w:rPr>
     </w:lvl>
   </w:abstractNum>
-  <w:abstractNum w:abstractNumId="9">
+  <w:abstractNum w:abstractNumId="9" w15:restartNumberingAfterBreak="0">
     <w:nsid w:val="15D77D44"/>
     <w:multiLevelType w:val="hybridMultilevel"/>
     <w:tmpl w:val="4F2E1ECC"/>
@@ -4307,7 +4762,7 @@
       </w:rPr>
     </w:lvl>
   </w:abstractNum>
-  <w:abstractNum w:abstractNumId="10">
+  <w:abstractNum w:abstractNumId="10" w15:restartNumberingAfterBreak="0">
     <w:nsid w:val="1C825FA8"/>
     <w:multiLevelType w:val="multilevel"/>
     <w:tmpl w:val="0A4C4B20"/>
@@ -4447,7 +4902,7 @@
       </w:rPr>
     </w:lvl>
   </w:abstractNum>
-  <w:abstractNum w:abstractNumId="11">
+  <w:abstractNum w:abstractNumId="11" w15:restartNumberingAfterBreak="0">
     <w:nsid w:val="1DDA5FC3"/>
     <w:multiLevelType w:val="hybridMultilevel"/>
     <w:tmpl w:val="FB1A9682"/>
@@ -4587,7 +5042,7 @@
       </w:rPr>
     </w:lvl>
   </w:abstractNum>
-  <w:abstractNum w:abstractNumId="12">
+  <w:abstractNum w:abstractNumId="12" w15:restartNumberingAfterBreak="0">
     <w:nsid w:val="21155F6F"/>
     <w:multiLevelType w:val="hybridMultilevel"/>
     <w:tmpl w:val="F5F2D34E"/>
@@ -4727,7 +5182,7 @@
       </w:rPr>
     </w:lvl>
   </w:abstractNum>
-  <w:abstractNum w:abstractNumId="13">
+  <w:abstractNum w:abstractNumId="13" w15:restartNumberingAfterBreak="0">
     <w:nsid w:val="232048EA"/>
     <w:multiLevelType w:val="hybridMultilevel"/>
     <w:tmpl w:val="18FE1D90"/>
@@ -4867,7 +5322,7 @@
       </w:rPr>
     </w:lvl>
   </w:abstractNum>
-  <w:abstractNum w:abstractNumId="14">
+  <w:abstractNum w:abstractNumId="14" w15:restartNumberingAfterBreak="0">
     <w:nsid w:val="23A643F1"/>
     <w:multiLevelType w:val="hybridMultilevel"/>
     <w:tmpl w:val="78D28310"/>
@@ -4953,7 +5408,7 @@
       </w:pPr>
     </w:lvl>
   </w:abstractNum>
-  <w:abstractNum w:abstractNumId="15">
+  <w:abstractNum w:abstractNumId="15" w15:restartNumberingAfterBreak="0">
     <w:nsid w:val="23B21ACB"/>
     <w:multiLevelType w:val="hybridMultilevel"/>
     <w:tmpl w:val="F2F8A486"/>
@@ -5094,7 +5549,7 @@
       </w:rPr>
     </w:lvl>
   </w:abstractNum>
-  <w:abstractNum w:abstractNumId="16">
+  <w:abstractNum w:abstractNumId="16" w15:restartNumberingAfterBreak="0">
     <w:nsid w:val="29945773"/>
     <w:multiLevelType w:val="hybridMultilevel"/>
     <w:tmpl w:val="5EE02B74"/>
@@ -5235,7 +5690,7 @@
       </w:rPr>
     </w:lvl>
   </w:abstractNum>
-  <w:abstractNum w:abstractNumId="17">
+  <w:abstractNum w:abstractNumId="17" w15:restartNumberingAfterBreak="0">
     <w:nsid w:val="2C556E39"/>
     <w:multiLevelType w:val="hybridMultilevel"/>
     <w:tmpl w:val="DADA66F0"/>
@@ -5374,7 +5829,7 @@
       </w:rPr>
     </w:lvl>
   </w:abstractNum>
-  <w:abstractNum w:abstractNumId="18">
+  <w:abstractNum w:abstractNumId="18" w15:restartNumberingAfterBreak="0">
     <w:nsid w:val="2D2D472C"/>
     <w:multiLevelType w:val="multilevel"/>
     <w:tmpl w:val="DFD82550"/>
@@ -5514,7 +5969,7 @@
       </w:rPr>
     </w:lvl>
   </w:abstractNum>
-  <w:abstractNum w:abstractNumId="19">
+  <w:abstractNum w:abstractNumId="19" w15:restartNumberingAfterBreak="0">
     <w:nsid w:val="2D2E0007"/>
     <w:multiLevelType w:val="hybridMultilevel"/>
     <w:tmpl w:val="54ACADF8"/>
@@ -5654,7 +6109,7 @@
       </w:rPr>
     </w:lvl>
   </w:abstractNum>
-  <w:abstractNum w:abstractNumId="20">
+  <w:abstractNum w:abstractNumId="20" w15:restartNumberingAfterBreak="0">
     <w:nsid w:val="37644869"/>
     <w:multiLevelType w:val="hybridMultilevel"/>
     <w:tmpl w:val="6F1C06D6"/>
@@ -5795,7 +6250,7 @@
       </w:rPr>
     </w:lvl>
   </w:abstractNum>
-  <w:abstractNum w:abstractNumId="21">
+  <w:abstractNum w:abstractNumId="21" w15:restartNumberingAfterBreak="0">
     <w:nsid w:val="3AF34313"/>
     <w:multiLevelType w:val="hybridMultilevel"/>
     <w:tmpl w:val="FDC2BDD8"/>
@@ -5934,7 +6389,7 @@
       </w:rPr>
     </w:lvl>
   </w:abstractNum>
-  <w:abstractNum w:abstractNumId="22">
+  <w:abstractNum w:abstractNumId="22" w15:restartNumberingAfterBreak="0">
     <w:nsid w:val="3CDD2375"/>
     <w:multiLevelType w:val="hybridMultilevel"/>
     <w:tmpl w:val="751ADA3C"/>
@@ -6073,7 +6528,7 @@
       </w:rPr>
     </w:lvl>
   </w:abstractNum>
-  <w:abstractNum w:abstractNumId="23">
+  <w:abstractNum w:abstractNumId="23" w15:restartNumberingAfterBreak="0">
     <w:nsid w:val="452E49D4"/>
     <w:multiLevelType w:val="singleLevel"/>
     <w:tmpl w:val="3A36B804"/>
@@ -6093,7 +6548,7 @@
       </w:rPr>
     </w:lvl>
   </w:abstractNum>
-  <w:abstractNum w:abstractNumId="24">
+  <w:abstractNum w:abstractNumId="24" w15:restartNumberingAfterBreak="0">
     <w:nsid w:val="465748FA"/>
     <w:multiLevelType w:val="hybridMultilevel"/>
     <w:tmpl w:val="E9E45C18"/>
@@ -6232,7 +6687,7 @@
       </w:rPr>
     </w:lvl>
   </w:abstractNum>
-  <w:abstractNum w:abstractNumId="25">
+  <w:abstractNum w:abstractNumId="25" w15:restartNumberingAfterBreak="0">
     <w:nsid w:val="46CC4D92"/>
     <w:multiLevelType w:val="hybridMultilevel"/>
     <w:tmpl w:val="2A00B7F8"/>
@@ -6373,7 +6828,7 @@
       </w:rPr>
     </w:lvl>
   </w:abstractNum>
-  <w:abstractNum w:abstractNumId="26">
+  <w:abstractNum w:abstractNumId="26" w15:restartNumberingAfterBreak="0">
     <w:nsid w:val="4D1F64CD"/>
     <w:multiLevelType w:val="hybridMultilevel"/>
     <w:tmpl w:val="9412071C"/>
@@ -6513,7 +6968,7 @@
       </w:rPr>
     </w:lvl>
   </w:abstractNum>
-  <w:abstractNum w:abstractNumId="27">
+  <w:abstractNum w:abstractNumId="27" w15:restartNumberingAfterBreak="0">
     <w:nsid w:val="4EAC61EB"/>
     <w:multiLevelType w:val="multilevel"/>
     <w:tmpl w:val="67D4AB06"/>
@@ -6653,7 +7108,7 @@
       </w:rPr>
     </w:lvl>
   </w:abstractNum>
-  <w:abstractNum w:abstractNumId="28">
+  <w:abstractNum w:abstractNumId="28" w15:restartNumberingAfterBreak="0">
     <w:nsid w:val="4F703D0F"/>
     <w:multiLevelType w:val="hybridMultilevel"/>
     <w:tmpl w:val="3F365D8A"/>
@@ -6793,7 +7248,7 @@
       </w:rPr>
     </w:lvl>
   </w:abstractNum>
-  <w:abstractNum w:abstractNumId="29">
+  <w:abstractNum w:abstractNumId="29" w15:restartNumberingAfterBreak="0">
     <w:nsid w:val="505E7DF6"/>
     <w:multiLevelType w:val="hybridMultilevel"/>
     <w:tmpl w:val="4F4ED0BA"/>
@@ -6933,7 +7388,7 @@
       </w:rPr>
     </w:lvl>
   </w:abstractNum>
-  <w:abstractNum w:abstractNumId="30">
+  <w:abstractNum w:abstractNumId="30" w15:restartNumberingAfterBreak="0">
     <w:nsid w:val="50A87092"/>
     <w:multiLevelType w:val="hybridMultilevel"/>
     <w:tmpl w:val="C026FEEC"/>
@@ -7073,7 +7528,7 @@
       </w:rPr>
     </w:lvl>
   </w:abstractNum>
-  <w:abstractNum w:abstractNumId="31">
+  <w:abstractNum w:abstractNumId="31" w15:restartNumberingAfterBreak="0">
     <w:nsid w:val="53036129"/>
     <w:multiLevelType w:val="hybridMultilevel"/>
     <w:tmpl w:val="6BD6819E"/>
@@ -7213,7 +7668,7 @@
       </w:rPr>
     </w:lvl>
   </w:abstractNum>
-  <w:abstractNum w:abstractNumId="32">
+  <w:abstractNum w:abstractNumId="32" w15:restartNumberingAfterBreak="0">
     <w:nsid w:val="5A2332EB"/>
     <w:multiLevelType w:val="hybridMultilevel"/>
     <w:tmpl w:val="0CE2A706"/>
@@ -7352,7 +7807,7 @@
       </w:rPr>
     </w:lvl>
   </w:abstractNum>
-  <w:abstractNum w:abstractNumId="33">
+  <w:abstractNum w:abstractNumId="33" w15:restartNumberingAfterBreak="0">
     <w:nsid w:val="6ED07CE5"/>
     <w:multiLevelType w:val="hybridMultilevel"/>
     <w:tmpl w:val="5EEE4204"/>
@@ -7491,7 +7946,7 @@
       </w:rPr>
     </w:lvl>
   </w:abstractNum>
-  <w:abstractNum w:abstractNumId="34">
+  <w:abstractNum w:abstractNumId="34" w15:restartNumberingAfterBreak="0">
     <w:nsid w:val="6F351524"/>
     <w:multiLevelType w:val="hybridMultilevel"/>
     <w:tmpl w:val="7960B59A"/>
@@ -7580,7 +8035,7 @@
       </w:pPr>
     </w:lvl>
   </w:abstractNum>
-  <w:abstractNum w:abstractNumId="35">
+  <w:abstractNum w:abstractNumId="35" w15:restartNumberingAfterBreak="0">
     <w:nsid w:val="70C170A7"/>
     <w:multiLevelType w:val="hybridMultilevel"/>
     <w:tmpl w:val="0A4C4B20"/>
@@ -7720,7 +8175,7 @@
       </w:rPr>
     </w:lvl>
   </w:abstractNum>
-  <w:abstractNum w:abstractNumId="36">
+  <w:abstractNum w:abstractNumId="36" w15:restartNumberingAfterBreak="0">
     <w:nsid w:val="71052754"/>
     <w:multiLevelType w:val="hybridMultilevel"/>
     <w:tmpl w:val="DFD82550"/>
@@ -7860,7 +8315,7 @@
       </w:rPr>
     </w:lvl>
   </w:abstractNum>
-  <w:abstractNum w:abstractNumId="37">
+  <w:abstractNum w:abstractNumId="37" w15:restartNumberingAfterBreak="0">
     <w:nsid w:val="711338E0"/>
     <w:multiLevelType w:val="multilevel"/>
     <w:tmpl w:val="0A4C4B20"/>
@@ -8000,7 +8455,7 @@
       </w:rPr>
     </w:lvl>
   </w:abstractNum>
-  <w:abstractNum w:abstractNumId="38">
+  <w:abstractNum w:abstractNumId="38" w15:restartNumberingAfterBreak="0">
     <w:nsid w:val="76A1474E"/>
     <w:multiLevelType w:val="hybridMultilevel"/>
     <w:tmpl w:val="67D4AB06"/>
@@ -8140,7 +8595,7 @@
       </w:rPr>
     </w:lvl>
   </w:abstractNum>
-  <w:abstractNum w:abstractNumId="39">
+  <w:abstractNum w:abstractNumId="39" w15:restartNumberingAfterBreak="0">
     <w:nsid w:val="76F20232"/>
     <w:multiLevelType w:val="hybridMultilevel"/>
     <w:tmpl w:val="9318A6AC"/>
@@ -8279,7 +8734,7 @@
       </w:rPr>
     </w:lvl>
   </w:abstractNum>
-  <w:abstractNum w:abstractNumId="40">
+  <w:abstractNum w:abstractNumId="40" w15:restartNumberingAfterBreak="0">
     <w:nsid w:val="79226C65"/>
     <w:multiLevelType w:val="hybridMultilevel"/>
     <w:tmpl w:val="D6528312"/>
@@ -8418,7 +8873,7 @@
       </w:rPr>
     </w:lvl>
   </w:abstractNum>
-  <w:abstractNum w:abstractNumId="41">
+  <w:abstractNum w:abstractNumId="41" w15:restartNumberingAfterBreak="0">
     <w:nsid w:val="7ACB2399"/>
     <w:multiLevelType w:val="hybridMultilevel"/>
     <w:tmpl w:val="6190564E"/>
@@ -8557,7 +9012,7 @@
       </w:rPr>
     </w:lvl>
   </w:abstractNum>
-  <w:abstractNum w:abstractNumId="42">
+  <w:abstractNum w:abstractNumId="42" w15:restartNumberingAfterBreak="0">
     <w:nsid w:val="7B251835"/>
     <w:multiLevelType w:val="hybridMultilevel"/>
     <w:tmpl w:val="45FC4206"/>
@@ -8670,7 +9125,7 @@
       </w:rPr>
     </w:lvl>
   </w:abstractNum>
-  <w:abstractNum w:abstractNumId="43">
+  <w:abstractNum w:abstractNumId="43" w15:restartNumberingAfterBreak="0">
     <w:nsid w:val="7EE439C2"/>
     <w:multiLevelType w:val="hybridMultilevel"/>
     <w:tmpl w:val="0BDAE672"/>
@@ -8811,7 +9266,7 @@
       </w:rPr>
     </w:lvl>
   </w:abstractNum>
-  <w:abstractNum w:abstractNumId="44">
+  <w:abstractNum w:abstractNumId="44" w15:restartNumberingAfterBreak="0">
     <w:nsid w:val="7FC165BF"/>
     <w:multiLevelType w:val="multilevel"/>
     <w:tmpl w:val="F2F8A486"/>
@@ -8952,146 +9407,146 @@
       </w:rPr>
     </w:lvl>
   </w:abstractNum>
-  <w:num w:numId="1">
+  <w:num w:numId="1" w16cid:durableId="1512640866">
     <w:abstractNumId w:val="5"/>
   </w:num>
-  <w:num w:numId="2">
+  <w:num w:numId="2" w16cid:durableId="1420827820">
     <w:abstractNumId w:val="32"/>
   </w:num>
-  <w:num w:numId="3">
+  <w:num w:numId="3" w16cid:durableId="1771197204">
     <w:abstractNumId w:val="39"/>
   </w:num>
-  <w:num w:numId="4">
+  <w:num w:numId="4" w16cid:durableId="1384790871">
     <w:abstractNumId w:val="40"/>
   </w:num>
-  <w:num w:numId="5">
+  <w:num w:numId="5" w16cid:durableId="1803381435">
     <w:abstractNumId w:val="38"/>
   </w:num>
-  <w:num w:numId="6">
+  <w:num w:numId="6" w16cid:durableId="1095246616">
     <w:abstractNumId w:val="21"/>
   </w:num>
-  <w:num w:numId="7">
+  <w:num w:numId="7" w16cid:durableId="785931324">
     <w:abstractNumId w:val="26"/>
   </w:num>
-  <w:num w:numId="8">
+  <w:num w:numId="8" w16cid:durableId="2025591828">
     <w:abstractNumId w:val="24"/>
   </w:num>
-  <w:num w:numId="9">
+  <w:num w:numId="9" w16cid:durableId="1628001329">
     <w:abstractNumId w:val="22"/>
   </w:num>
-  <w:num w:numId="10">
+  <w:num w:numId="10" w16cid:durableId="1714773497">
     <w:abstractNumId w:val="13"/>
   </w:num>
-  <w:num w:numId="11">
+  <w:num w:numId="11" w16cid:durableId="1202132684">
     <w:abstractNumId w:val="28"/>
   </w:num>
-  <w:num w:numId="12">
+  <w:num w:numId="12" w16cid:durableId="259028299">
     <w:abstractNumId w:val="41"/>
   </w:num>
-  <w:num w:numId="13">
+  <w:num w:numId="13" w16cid:durableId="1443184007">
     <w:abstractNumId w:val="11"/>
   </w:num>
-  <w:num w:numId="14">
+  <w:num w:numId="14" w16cid:durableId="236131776">
     <w:abstractNumId w:val="29"/>
   </w:num>
-  <w:num w:numId="15">
+  <w:num w:numId="15" w16cid:durableId="1282029337">
     <w:abstractNumId w:val="1"/>
   </w:num>
-  <w:num w:numId="16">
+  <w:num w:numId="16" w16cid:durableId="929705368">
     <w:abstractNumId w:val="9"/>
   </w:num>
-  <w:num w:numId="17">
+  <w:num w:numId="17" w16cid:durableId="1526215898">
     <w:abstractNumId w:val="36"/>
   </w:num>
-  <w:num w:numId="18">
+  <w:num w:numId="18" w16cid:durableId="932935047">
     <w:abstractNumId w:val="18"/>
   </w:num>
-  <w:num w:numId="19">
+  <w:num w:numId="19" w16cid:durableId="1577976411">
     <w:abstractNumId w:val="19"/>
   </w:num>
-  <w:num w:numId="20">
+  <w:num w:numId="20" w16cid:durableId="2074499623">
     <w:abstractNumId w:val="27"/>
   </w:num>
-  <w:num w:numId="21">
+  <w:num w:numId="21" w16cid:durableId="256641022">
     <w:abstractNumId w:val="31"/>
   </w:num>
-  <w:num w:numId="22">
+  <w:num w:numId="22" w16cid:durableId="911501018">
     <w:abstractNumId w:val="30"/>
   </w:num>
-  <w:num w:numId="23">
+  <w:num w:numId="23" w16cid:durableId="956524622">
     <w:abstractNumId w:val="12"/>
   </w:num>
-  <w:num w:numId="24">
+  <w:num w:numId="24" w16cid:durableId="764308386">
     <w:abstractNumId w:val="35"/>
   </w:num>
-  <w:num w:numId="25">
+  <w:num w:numId="25" w16cid:durableId="1429891522">
     <w:abstractNumId w:val="17"/>
   </w:num>
-  <w:num w:numId="26">
+  <w:num w:numId="26" w16cid:durableId="477039062">
     <w:abstractNumId w:val="37"/>
   </w:num>
-  <w:num w:numId="27">
+  <w:num w:numId="27" w16cid:durableId="269776897">
     <w:abstractNumId w:val="15"/>
   </w:num>
-  <w:num w:numId="28">
+  <w:num w:numId="28" w16cid:durableId="2020036621">
     <w:abstractNumId w:val="3"/>
   </w:num>
-  <w:num w:numId="29">
+  <w:num w:numId="29" w16cid:durableId="1192840054">
     <w:abstractNumId w:val="20"/>
   </w:num>
-  <w:num w:numId="30">
+  <w:num w:numId="30" w16cid:durableId="1210073434">
     <w:abstractNumId w:val="10"/>
   </w:num>
-  <w:num w:numId="31">
+  <w:num w:numId="31" w16cid:durableId="1056589543">
     <w:abstractNumId w:val="43"/>
   </w:num>
-  <w:num w:numId="32">
+  <w:num w:numId="32" w16cid:durableId="1749232513">
     <w:abstractNumId w:val="0"/>
   </w:num>
-  <w:num w:numId="33">
+  <w:num w:numId="33" w16cid:durableId="462120469">
     <w:abstractNumId w:val="4"/>
   </w:num>
-  <w:num w:numId="34">
+  <w:num w:numId="34" w16cid:durableId="2064598685">
     <w:abstractNumId w:val="8"/>
   </w:num>
-  <w:num w:numId="35">
+  <w:num w:numId="35" w16cid:durableId="1640913944">
     <w:abstractNumId w:val="25"/>
   </w:num>
-  <w:num w:numId="36">
+  <w:num w:numId="36" w16cid:durableId="519396447">
     <w:abstractNumId w:val="44"/>
   </w:num>
-  <w:num w:numId="37">
+  <w:num w:numId="37" w16cid:durableId="880634424">
     <w:abstractNumId w:val="16"/>
   </w:num>
-  <w:num w:numId="38">
+  <w:num w:numId="38" w16cid:durableId="1588342069">
     <w:abstractNumId w:val="33"/>
   </w:num>
-  <w:num w:numId="39">
+  <w:num w:numId="39" w16cid:durableId="1351226338">
     <w:abstractNumId w:val="23"/>
   </w:num>
-  <w:num w:numId="40">
+  <w:num w:numId="40" w16cid:durableId="1016156643">
     <w:abstractNumId w:val="7"/>
   </w:num>
-  <w:num w:numId="41">
+  <w:num w:numId="41" w16cid:durableId="481391630">
     <w:abstractNumId w:val="2"/>
   </w:num>
-  <w:num w:numId="42">
+  <w:num w:numId="42" w16cid:durableId="588277668">
     <w:abstractNumId w:val="6"/>
   </w:num>
-  <w:num w:numId="43">
+  <w:num w:numId="43" w16cid:durableId="1202283370">
     <w:abstractNumId w:val="14"/>
   </w:num>
-  <w:num w:numId="44">
+  <w:num w:numId="44" w16cid:durableId="1916279689">
     <w:abstractNumId w:val="42"/>
   </w:num>
-  <w:num w:numId="45">
+  <w:num w:numId="45" w16cid:durableId="1333221345">
     <w:abstractNumId w:val="34"/>
   </w:num>
 </w:numbering>
 </file>
 
 <file path=word/styles.xml><?xml version="1.0" encoding="utf-8"?>
-<w:styles xmlns:mc="http://schemas.openxmlformats.org/markup-compatibility/2006" xmlns:r="http://schemas.openxmlformats.org/officeDocument/2006/relationships" xmlns:w="http://schemas.openxmlformats.org/wordprocessingml/2006/main" xmlns:w14="http://schemas.microsoft.com/office/word/2010/wordml" mc:Ignorable="w14">
+<w:styles xmlns:mc="http://schemas.openxmlformats.org/markup-compatibility/2006" xmlns:r="http://schemas.openxmlformats.org/officeDocument/2006/relationships" xmlns:w="http://schemas.openxmlformats.org/wordprocessingml/2006/main" xmlns:w14="http://schemas.microsoft.com/office/word/2010/wordml" xmlns:w15="http://schemas.microsoft.com/office/word/2012/wordml" xmlns:w16cex="http://schemas.microsoft.com/office/word/2018/wordml/cex" xmlns:w16cid="http://schemas.microsoft.com/office/word/2016/wordml/cid" xmlns:w16="http://schemas.microsoft.com/office/word/2018/wordml" xmlns:w16du="http://schemas.microsoft.com/office/word/2023/wordml/word16du" xmlns:w16sdtdh="http://schemas.microsoft.com/office/word/2020/wordml/sdtdatahash" xmlns:w16sdtfl="http://schemas.microsoft.com/office/word/2024/wordml/sdtformatlock" xmlns:w16se="http://schemas.microsoft.com/office/word/2015/wordml/symex" mc:Ignorable="w14 w15 w16se w16cid w16 w16cex w16sdtdh w16sdtfl w16du">
   <w:docDefaults>
     <w:rPrDefault>
       <w:rPr>
@@ -9101,7 +9556,7 @@
     </w:rPrDefault>
     <w:pPrDefault/>
   </w:docDefaults>
-  <w:latentStyles w:defLockedState="0" w:defUIPriority="0" w:defSemiHidden="0" w:defUnhideWhenUsed="0" w:defQFormat="0" w:count="267">
+  <w:latentStyles w:defLockedState="0" w:defUIPriority="0" w:defSemiHidden="0" w:defUnhideWhenUsed="0" w:defQFormat="0" w:count="376">
     <w:lsdException w:name="Normal" w:qFormat="1"/>
     <w:lsdException w:name="heading 1" w:qFormat="1"/>
     <w:lsdException w:name="heading 2" w:semiHidden="1" w:unhideWhenUsed="1" w:qFormat="1"/>
@@ -9275,6 +9730,115 @@
     <w:lsdException w:name="Book Title" w:uiPriority="33" w:qFormat="1"/>
     <w:lsdException w:name="Bibliography" w:semiHidden="1" w:uiPriority="37" w:unhideWhenUsed="1"/>
     <w:lsdException w:name="TOC Heading" w:semiHidden="1" w:uiPriority="39" w:unhideWhenUsed="1" w:qFormat="1"/>
+    <w:lsdException w:name="Plain Table 1" w:uiPriority="41"/>
+    <w:lsdException w:name="Plain Table 2" w:uiPriority="42"/>
+    <w:lsdException w:name="Plain Table 3" w:uiPriority="43"/>
+    <w:lsdException w:name="Plain Table 4" w:uiPriority="44"/>
+    <w:lsdException w:name="Plain Table 5" w:uiPriority="45"/>
+    <w:lsdException w:name="Grid Table Light" w:uiPriority="40"/>
+    <w:lsdException w:name="Grid Table 1 Light" w:uiPriority="46"/>
+    <w:lsdException w:name="Grid Table 2" w:uiPriority="47"/>
+    <w:lsdException w:name="Grid Table 3" w:uiPriority="48"/>
+    <w:lsdException w:name="Grid Table 4" w:uiPriority="49"/>
+    <w:lsdException w:name="Grid Table 5 Dark" w:uiPriority="50"/>
+    <w:lsdException w:name="Grid Table 6 Colorful" w:uiPriority="51"/>
+    <w:lsdException w:name="Grid Table 7 Colorful" w:uiPriority="52"/>
+    <w:lsdException w:name="Grid Table 1 Light Accent 1" w:uiPriority="46"/>
+    <w:lsdException w:name="Grid Table 2 Accent 1" w:uiPriority="47"/>
+    <w:lsdException w:name="Grid Table 3 Accent 1" w:uiPriority="48"/>
+    <w:lsdException w:name="Grid Table 4 Accent 1" w:uiPriority="49"/>
+    <w:lsdException w:name="Grid Table 5 Dark Accent 1" w:uiPriority="50"/>
+    <w:lsdException w:name="Grid Table 6 Colorful Accent 1" w:uiPriority="51"/>
+    <w:lsdException w:name="Grid Table 7 Colorful Accent 1" w:uiPriority="52"/>
+    <w:lsdException w:name="Grid Table 1 Light Accent 2" w:uiPriority="46"/>
+    <w:lsdException w:name="Grid Table 2 Accent 2" w:uiPriority="47"/>
+    <w:lsdException w:name="Grid Table 3 Accent 2" w:uiPriority="48"/>
+    <w:lsdException w:name="Grid Table 4 Accent 2" w:uiPriority="49"/>
+    <w:lsdException w:name="Grid Table 5 Dark Accent 2" w:uiPriority="50"/>
+    <w:lsdException w:name="Grid Table 6 Colorful Accent 2" w:uiPriority="51"/>
+    <w:lsdException w:name="Grid Table 7 Colorful Accent 2" w:uiPriority="52"/>
+    <w:lsdException w:name="Grid Table 1 Light Accent 3" w:uiPriority="46"/>
+    <w:lsdException w:name="Grid Table 2 Accent 3" w:uiPriority="47"/>
+    <w:lsdException w:name="Grid Table 3 Accent 3" w:uiPriority="48"/>
+    <w:lsdException w:name="Grid Table 4 Accent 3" w:uiPriority="49"/>
+    <w:lsdException w:name="Grid Table 5 Dark Accent 3" w:uiPriority="50"/>
+    <w:lsdException w:name="Grid Table 6 Colorful Accent 3" w:uiPriority="51"/>
+    <w:lsdException w:name="Grid Table 7 Colorful Accent 3" w:uiPriority="52"/>
+    <w:lsdException w:name="Grid Table 1 Light Accent 4" w:uiPriority="46"/>
+    <w:lsdException w:name="Grid Table 2 Accent 4" w:uiPriority="47"/>
+    <w:lsdException w:name="Grid Table 3 Accent 4" w:uiPriority="48"/>
+    <w:lsdException w:name="Grid Table 4 Accent 4" w:uiPriority="49"/>
+    <w:lsdException w:name="Grid Table 5 Dark Accent 4" w:uiPriority="50"/>
+    <w:lsdException w:name="Grid Table 6 Colorful Accent 4" w:uiPriority="51"/>
+    <w:lsdException w:name="Grid Table 7 Colorful Accent 4" w:uiPriority="52"/>
+    <w:lsdException w:name="Grid Table 1 Light Accent 5" w:uiPriority="46"/>
+    <w:lsdException w:name="Grid Table 2 Accent 5" w:uiPriority="47"/>
+    <w:lsdException w:name="Grid Table 3 Accent 5" w:uiPriority="48"/>
+    <w:lsdException w:name="Grid Table 4 Accent 5" w:uiPriority="49"/>
+    <w:lsdException w:name="Grid Table 5 Dark Accent 5" w:uiPriority="50"/>
+    <w:lsdException w:name="Grid Table 6 Colorful Accent 5" w:uiPriority="51"/>
+    <w:lsdException w:name="Grid Table 7 Colorful Accent 5" w:uiPriority="52"/>
+    <w:lsdException w:name="Grid Table 1 Light Accent 6" w:uiPriority="46"/>
+    <w:lsdException w:name="Grid Table 2 Accent 6" w:uiPriority="47"/>
+    <w:lsdException w:name="Grid Table 3 Accent 6" w:uiPriority="48"/>
+    <w:lsdException w:name="Grid Table 4 Accent 6" w:uiPriority="49"/>
+    <w:lsdException w:name="Grid Table 5 Dark Accent 6" w:uiPriority="50"/>
+    <w:lsdException w:name="Grid Table 6 Colorful Accent 6" w:uiPriority="51"/>
+    <w:lsdException w:name="Grid Table 7 Colorful Accent 6" w:uiPriority="52"/>
+    <w:lsdException w:name="List Table 1 Light" w:uiPriority="46"/>
+    <w:lsdException w:name="List Table 2" w:uiPriority="47"/>
+    <w:lsdException w:name="List Table 3" w:uiPriority="48"/>
+    <w:lsdException w:name="List Table 4" w:uiPriority="49"/>
+    <w:lsdException w:name="List Table 5 Dark" w:uiPriority="50"/>
+    <w:lsdException w:name="List Table 6 Colorful" w:uiPriority="51"/>
+    <w:lsdException w:name="List Table 7 Colorful" w:uiPriority="52"/>
+    <w:lsdException w:name="List Table 1 Light Accent 1" w:uiPriority="46"/>
+    <w:lsdException w:name="List Table 2 Accent 1" w:uiPriority="47"/>
+    <w:lsdException w:name="List Table 3 Accent 1" w:uiPriority="48"/>
+    <w:lsdException w:name="List Table 4 Accent 1" w:uiPriority="49"/>
+    <w:lsdException w:name="List Table 5 Dark Accent 1" w:uiPriority="50"/>
+    <w:lsdException w:name="List Table 6 Colorful Accent 1" w:uiPriority="51"/>
+    <w:lsdException w:name="List Table 7 Colorful Accent 1" w:uiPriority="52"/>
+    <w:lsdException w:name="List Table 1 Light Accent 2" w:uiPriority="46"/>
+    <w:lsdException w:name="List Table 2 Accent 2" w:uiPriority="47"/>
+    <w:lsdException w:name="List Table 3 Accent 2" w:uiPriority="48"/>
+    <w:lsdException w:name="List Table 4 Accent 2" w:uiPriority="49"/>
+    <w:lsdException w:name="List Table 5 Dark Accent 2" w:uiPriority="50"/>
+    <w:lsdException w:name="List Table 6 Colorful Accent 2" w:uiPriority="51"/>
+    <w:lsdException w:name="List Table 7 Colorful Accent 2" w:uiPriority="52"/>
+    <w:lsdException w:name="List Table 1 Light Accent 3" w:uiPriority="46"/>
+    <w:lsdException w:name="List Table 2 Accent 3" w:uiPriority="47"/>
+    <w:lsdException w:name="List Table 3 Accent 3" w:uiPriority="48"/>
+    <w:lsdException w:name="List Table 4 Accent 3" w:uiPriority="49"/>
+    <w:lsdException w:name="List Table 5 Dark Accent 3" w:uiPriority="50"/>
+    <w:lsdException w:name="List Table 6 Colorful Accent 3" w:uiPriority="51"/>
+    <w:lsdException w:name="List Table 7 Colorful Accent 3" w:uiPriority="52"/>
+    <w:lsdException w:name="List Table 1 Light Accent 4" w:uiPriority="46"/>
+    <w:lsdException w:name="List Table 2 Accent 4" w:uiPriority="47"/>
+    <w:lsdException w:name="List Table 3 Accent 4" w:uiPriority="48"/>
+    <w:lsdException w:name="List Table 4 Accent 4" w:uiPriority="49"/>
+    <w:lsdException w:name="List Table 5 Dark Accent 4" w:uiPriority="50"/>
+    <w:lsdException w:name="List Table 6 Colorful Accent 4" w:uiPriority="51"/>
+    <w:lsdException w:name="List Table 7 Colorful Accent 4" w:uiPriority="52"/>
+    <w:lsdException w:name="List Table 1 Light Accent 5" w:uiPriority="46"/>
+    <w:lsdException w:name="List Table 2 Accent 5" w:uiPriority="47"/>
+    <w:lsdException w:name="List Table 3 Accent 5" w:uiPriority="48"/>
+    <w:lsdException w:name="List Table 4 Accent 5" w:uiPriority="49"/>
+    <w:lsdException w:name="List Table 5 Dark Accent 5" w:uiPriority="50"/>
+    <w:lsdException w:name="List Table 6 Colorful Accent 5" w:uiPriority="51"/>
+    <w:lsdException w:name="List Table 7 Colorful Accent 5" w:uiPriority="52"/>
+    <w:lsdException w:name="List Table 1 Light Accent 6" w:uiPriority="46"/>
+    <w:lsdException w:name="List Table 2 Accent 6" w:uiPriority="47"/>
+    <w:lsdException w:name="List Table 3 Accent 6" w:uiPriority="48"/>
+    <w:lsdException w:name="List Table 4 Accent 6" w:uiPriority="49"/>
+    <w:lsdException w:name="List Table 5 Dark Accent 6" w:uiPriority="50"/>
+    <w:lsdException w:name="List Table 6 Colorful Accent 6" w:uiPriority="51"/>
+    <w:lsdException w:name="List Table 7 Colorful Accent 6" w:uiPriority="52"/>
+    <w:lsdException w:name="Mention" w:semiHidden="1" w:uiPriority="99" w:unhideWhenUsed="1"/>
+    <w:lsdException w:name="Smart Hyperlink" w:semiHidden="1" w:uiPriority="99" w:unhideWhenUsed="1"/>
+    <w:lsdException w:name="Hashtag" w:semiHidden="1" w:uiPriority="99" w:unhideWhenUsed="1"/>
+    <w:lsdException w:name="Unresolved Mention" w:semiHidden="1" w:uiPriority="99" w:unhideWhenUsed="1"/>
+    <w:lsdException w:name="Smart Link" w:semiHidden="1" w:uiPriority="99" w:unhideWhenUsed="1"/>
   </w:latentStyles>
   <w:style w:type="paragraph" w:default="1" w:styleId="a">
     <w:name w:val="Normal"/>
@@ -9292,7 +9856,6 @@
   <w:style w:type="character" w:default="1" w:styleId="a0">
     <w:name w:val="Default Paragraph Font"/>
     <w:uiPriority w:val="1"/>
-    <w:semiHidden/>
     <w:unhideWhenUsed/>
   </w:style>
   <w:style w:type="table" w:default="1" w:styleId="a1">
@@ -9404,14 +9967,14 @@
   <w:style w:type="paragraph" w:styleId="ab">
     <w:name w:val="annotation text"/>
     <w:basedOn w:val="a"/>
-    <w:link w:val="Char"/>
+    <w:link w:val="ac"/>
     <w:rsid w:val="00B83049"/>
     <w:pPr>
       <w:jc w:val="left"/>
     </w:pPr>
   </w:style>
-  <w:style w:type="character" w:customStyle="1" w:styleId="Char">
-    <w:name w:val="批注文字 Char"/>
+  <w:style w:type="character" w:customStyle="1" w:styleId="ac">
+    <w:name w:val="コメント文字列 (文字)"/>
     <w:link w:val="ab"/>
     <w:rsid w:val="00B83049"/>
     <w:rPr>
@@ -9420,376 +9983,20 @@
       <w:sz w:val="21"/>
     </w:rPr>
   </w:style>
-  <w:style w:type="paragraph" w:styleId="ac">
+  <w:style w:type="paragraph" w:styleId="ad">
     <w:name w:val="annotation subject"/>
     <w:basedOn w:val="ab"/>
     <w:next w:val="ab"/>
-    <w:link w:val="Char0"/>
+    <w:link w:val="ae"/>
     <w:rsid w:val="00B83049"/>
     <w:rPr>
       <w:b/>
       <w:bCs/>
     </w:rPr>
   </w:style>
-  <w:style w:type="character" w:customStyle="1" w:styleId="Char0">
-    <w:name w:val="批注主题 Char"/>
-    <w:link w:val="ac"/>
-    <w:rsid w:val="00B83049"/>
-    <w:rPr>
-      <w:rFonts w:eastAsia="ＭＳ Ｐ明朝"/>
-      <w:b/>
-      <w:bCs/>
-      <w:kern w:val="2"/>
-      <w:sz w:val="21"/>
-    </w:rPr>
-  </w:style>
-</w:styles>
-</file>
-
-<file path=word/stylesWithEffects.xml><?xml version="1.0" encoding="utf-8"?>
-<w:styles xmlns:wpc="http://schemas.microsoft.com/office/word/2010/wordprocessingCanvas" xmlns:mc="http://schemas.openxmlformats.org/markup-compatibility/2006" xmlns:o="urn:schemas-microsoft-com:office:office" xmlns:r="http://schemas.openxmlformats.org/officeDocument/2006/relationships" xmlns:m="http://schemas.openxmlformats.org/officeDocument/2006/math" xmlns:v="urn:schemas-microsoft-com:vml" xmlns:wp14="http://schemas.microsoft.com/office/word/2010/wordprocessingDrawing" xmlns:wp="http://schemas.openxmlformats.org/drawingml/2006/wordprocessingDrawing" xmlns:w10="urn:schemas-microsoft-com:office:word" xmlns:w="http://schemas.openxmlformats.org/wordprocessingml/2006/main" xmlns:w14="http://schemas.microsoft.com/office/word/2010/wordml" xmlns:wpg="http://schemas.microsoft.com/office/word/2010/wordprocessingGroup" xmlns:wpi="http://schemas.microsoft.com/office/word/2010/wordprocessingInk" xmlns:wne="http://schemas.microsoft.com/office/word/2006/wordml" xmlns:wps="http://schemas.microsoft.com/office/word/2010/wordprocessingShape" mc:Ignorable="w14 wp14">
-  <w:docDefaults>
-    <w:rPrDefault>
-      <w:rPr>
-        <w:rFonts w:ascii="Century" w:eastAsia="ＭＳ 明朝" w:hAnsi="Century" w:cs="Times New Roman"/>
-        <w:lang w:val="en-US" w:eastAsia="ja-JP" w:bidi="ar-SA"/>
-      </w:rPr>
-    </w:rPrDefault>
-    <w:pPrDefault/>
-  </w:docDefaults>
-  <w:latentStyles w:defLockedState="0" w:defUIPriority="0" w:defSemiHidden="0" w:defUnhideWhenUsed="0" w:defQFormat="0" w:count="267">
-    <w:lsdException w:name="Normal" w:qFormat="1"/>
-    <w:lsdException w:name="heading 1" w:qFormat="1"/>
-    <w:lsdException w:name="heading 2" w:semiHidden="1" w:unhideWhenUsed="1" w:qFormat="1"/>
-    <w:lsdException w:name="heading 3" w:semiHidden="1" w:unhideWhenUsed="1" w:qFormat="1"/>
-    <w:lsdException w:name="heading 4" w:semiHidden="1" w:unhideWhenUsed="1" w:qFormat="1"/>
-    <w:lsdException w:name="heading 5" w:semiHidden="1" w:unhideWhenUsed="1" w:qFormat="1"/>
-    <w:lsdException w:name="heading 6" w:semiHidden="1" w:unhideWhenUsed="1" w:qFormat="1"/>
-    <w:lsdException w:name="heading 7" w:semiHidden="1" w:unhideWhenUsed="1" w:qFormat="1"/>
-    <w:lsdException w:name="heading 8" w:semiHidden="1" w:unhideWhenUsed="1" w:qFormat="1"/>
-    <w:lsdException w:name="heading 9" w:semiHidden="1" w:unhideWhenUsed="1" w:qFormat="1"/>
-    <w:lsdException w:name="caption" w:semiHidden="1" w:unhideWhenUsed="1" w:qFormat="1"/>
-    <w:lsdException w:name="Title" w:qFormat="1"/>
-    <w:lsdException w:name="Subtitle" w:qFormat="1"/>
-    <w:lsdException w:name="Strong" w:qFormat="1"/>
-    <w:lsdException w:name="Emphasis" w:qFormat="1"/>
-    <w:lsdException w:name="HTML Variable" w:semiHidden="1" w:unhideWhenUsed="1"/>
-    <w:lsdException w:name="Normal Table" w:semiHidden="1" w:unhideWhenUsed="1"/>
-    <w:lsdException w:name="Outline List 3" w:semiHidden="1" w:unhideWhenUsed="1"/>
-    <w:lsdException w:name="Table Simple 1" w:semiHidden="1" w:unhideWhenUsed="1"/>
-    <w:lsdException w:name="Table Simple 2" w:semiHidden="1" w:unhideWhenUsed="1"/>
-    <w:lsdException w:name="Table Simple 3" w:semiHidden="1" w:unhideWhenUsed="1"/>
-    <w:lsdException w:name="Table Classic 1" w:semiHidden="1" w:unhideWhenUsed="1"/>
-    <w:lsdException w:name="Table Classic 2" w:semiHidden="1" w:unhideWhenUsed="1"/>
-    <w:lsdException w:name="Table Classic 3" w:semiHidden="1" w:unhideWhenUsed="1"/>
-    <w:lsdException w:name="Table Classic 4" w:semiHidden="1" w:unhideWhenUsed="1"/>
-    <w:lsdException w:name="Table Colorful 1" w:semiHidden="1" w:unhideWhenUsed="1"/>
-    <w:lsdException w:name="Table Colorful 2" w:semiHidden="1" w:unhideWhenUsed="1"/>
-    <w:lsdException w:name="Table Colorful 3" w:semiHidden="1" w:unhideWhenUsed="1"/>
-    <w:lsdException w:name="Table Columns 1" w:semiHidden="1" w:unhideWhenUsed="1"/>
-    <w:lsdException w:name="Table Columns 2" w:semiHidden="1" w:unhideWhenUsed="1"/>
-    <w:lsdException w:name="Table Columns 3" w:semiHidden="1" w:unhideWhenUsed="1"/>
-    <w:lsdException w:name="Table Columns 4" w:semiHidden="1" w:unhideWhenUsed="1"/>
-    <w:lsdException w:name="Table Columns 5" w:semiHidden="1" w:unhideWhenUsed="1"/>
-    <w:lsdException w:name="Table Grid 1" w:semiHidden="1" w:unhideWhenUsed="1"/>
-    <w:lsdException w:name="Table Grid 2" w:semiHidden="1" w:unhideWhenUsed="1"/>
-    <w:lsdException w:name="Table Grid 3" w:semiHidden="1" w:unhideWhenUsed="1"/>
-    <w:lsdException w:name="Table Grid 4" w:semiHidden="1" w:unhideWhenUsed="1"/>
-    <w:lsdException w:name="Table Grid 5" w:semiHidden="1" w:unhideWhenUsed="1"/>
-    <w:lsdException w:name="Table Grid 6" w:semiHidden="1" w:unhideWhenUsed="1"/>
-    <w:lsdException w:name="Table Grid 7" w:semiHidden="1" w:unhideWhenUsed="1"/>
-    <w:lsdException w:name="Table Grid 8" w:semiHidden="1" w:unhideWhenUsed="1"/>
-    <w:lsdException w:name="Table List 1" w:semiHidden="1" w:unhideWhenUsed="1"/>
-    <w:lsdException w:name="Table List 2" w:semiHidden="1" w:unhideWhenUsed="1"/>
-    <w:lsdException w:name="Table List 3" w:semiHidden="1" w:unhideWhenUsed="1"/>
-    <w:lsdException w:name="Table List 4" w:semiHidden="1" w:unhideWhenUsed="1"/>
-    <w:lsdException w:name="Table List 5" w:semiHidden="1" w:unhideWhenUsed="1"/>
-    <w:lsdException w:name="Table List 6" w:semiHidden="1" w:unhideWhenUsed="1"/>
-    <w:lsdException w:name="Table List 7" w:semiHidden="1" w:unhideWhenUsed="1"/>
-    <w:lsdException w:name="Table List 8" w:semiHidden="1" w:unhideWhenUsed="1"/>
-    <w:lsdException w:name="Table 3D effects 1" w:semiHidden="1" w:unhideWhenUsed="1"/>
-    <w:lsdException w:name="Table 3D effects 2" w:semiHidden="1" w:unhideWhenUsed="1"/>
-    <w:lsdException w:name="Table 3D effects 3" w:semiHidden="1" w:unhideWhenUsed="1"/>
-    <w:lsdException w:name="Table Contemporary" w:semiHidden="1" w:unhideWhenUsed="1"/>
-    <w:lsdException w:name="Table Elegant" w:semiHidden="1" w:unhideWhenUsed="1"/>
-    <w:lsdException w:name="Table Professional" w:semiHidden="1" w:unhideWhenUsed="1"/>
-    <w:lsdException w:name="Table Subtle 1" w:semiHidden="1" w:unhideWhenUsed="1"/>
-    <w:lsdException w:name="Table Subtle 2" w:semiHidden="1" w:unhideWhenUsed="1"/>
-    <w:lsdException w:name="Table Web 1" w:semiHidden="1" w:unhideWhenUsed="1"/>
-    <w:lsdException w:name="Table Web 2" w:semiHidden="1" w:unhideWhenUsed="1"/>
-    <w:lsdException w:name="Table Web 3" w:semiHidden="1" w:unhideWhenUsed="1"/>
-    <w:lsdException w:name="Balloon Text" w:semiHidden="1" w:unhideWhenUsed="1"/>
-    <w:lsdException w:name="Table Theme" w:semiHidden="1" w:unhideWhenUsed="1"/>
-    <w:lsdException w:name="Placeholder Text" w:semiHidden="1" w:uiPriority="99"/>
-    <w:lsdException w:name="No Spacing" w:uiPriority="1" w:qFormat="1"/>
-    <w:lsdException w:name="Light Shading" w:uiPriority="60"/>
-    <w:lsdException w:name="Light List" w:uiPriority="61"/>
-    <w:lsdException w:name="Light Grid" w:uiPriority="62"/>
-    <w:lsdException w:name="Medium Shading 1" w:uiPriority="63"/>
-    <w:lsdException w:name="Medium Shading 2" w:uiPriority="64"/>
-    <w:lsdException w:name="Medium List 1" w:uiPriority="65"/>
-    <w:lsdException w:name="Medium List 2" w:uiPriority="66"/>
-    <w:lsdException w:name="Medium Grid 1" w:uiPriority="67"/>
-    <w:lsdException w:name="Medium Grid 2" w:uiPriority="68"/>
-    <w:lsdException w:name="Medium Grid 3" w:uiPriority="69"/>
-    <w:lsdException w:name="Dark List" w:uiPriority="70"/>
-    <w:lsdException w:name="Colorful Shading" w:uiPriority="71"/>
-    <w:lsdException w:name="Colorful List" w:uiPriority="72"/>
-    <w:lsdException w:name="Colorful Grid" w:uiPriority="73"/>
-    <w:lsdException w:name="Light Shading Accent 1" w:uiPriority="60"/>
-    <w:lsdException w:name="Light List Accent 1" w:uiPriority="61"/>
-    <w:lsdException w:name="Light Grid Accent 1" w:uiPriority="62"/>
-    <w:lsdException w:name="Medium Shading 1 Accent 1" w:uiPriority="63"/>
-    <w:lsdException w:name="Medium Shading 2 Accent 1" w:uiPriority="64"/>
-    <w:lsdException w:name="Medium List 1 Accent 1" w:uiPriority="65"/>
-    <w:lsdException w:name="Revision" w:semiHidden="1" w:uiPriority="99"/>
-    <w:lsdException w:name="List Paragraph" w:uiPriority="34" w:qFormat="1"/>
-    <w:lsdException w:name="Quote" w:uiPriority="29" w:qFormat="1"/>
-    <w:lsdException w:name="Intense Quote" w:uiPriority="30" w:qFormat="1"/>
-    <w:lsdException w:name="Medium List 2 Accent 1" w:uiPriority="66"/>
-    <w:lsdException w:name="Medium Grid 1 Accent 1" w:uiPriority="67"/>
-    <w:lsdException w:name="Medium Grid 2 Accent 1" w:uiPriority="68"/>
-    <w:lsdException w:name="Medium Grid 3 Accent 1" w:uiPriority="69"/>
-    <w:lsdException w:name="Dark List Accent 1" w:uiPriority="70"/>
-    <w:lsdException w:name="Colorful Shading Accent 1" w:uiPriority="71"/>
-    <w:lsdException w:name="Colorful List Accent 1" w:uiPriority="72"/>
-    <w:lsdException w:name="Colorful Grid Accent 1" w:uiPriority="73"/>
-    <w:lsdException w:name="Light Shading Accent 2" w:uiPriority="60"/>
-    <w:lsdException w:name="Light List Accent 2" w:uiPriority="61"/>
-    <w:lsdException w:name="Light Grid Accent 2" w:uiPriority="62"/>
-    <w:lsdException w:name="Medium Shading 1 Accent 2" w:uiPriority="63"/>
-    <w:lsdException w:name="Medium Shading 2 Accent 2" w:uiPriority="64"/>
-    <w:lsdException w:name="Medium List 1 Accent 2" w:uiPriority="65"/>
-    <w:lsdException w:name="Medium List 2 Accent 2" w:uiPriority="66"/>
-    <w:lsdException w:name="Medium Grid 1 Accent 2" w:uiPriority="67"/>
-    <w:lsdException w:name="Medium Grid 2 Accent 2" w:uiPriority="68"/>
-    <w:lsdException w:name="Medium Grid 3 Accent 2" w:uiPriority="69"/>
-    <w:lsdException w:name="Dark List Accent 2" w:uiPriority="70"/>
-    <w:lsdException w:name="Colorful Shading Accent 2" w:uiPriority="71"/>
-    <w:lsdException w:name="Colorful List Accent 2" w:uiPriority="72"/>
-    <w:lsdException w:name="Colorful Grid Accent 2" w:uiPriority="73"/>
-    <w:lsdException w:name="Light Shading Accent 3" w:uiPriority="60"/>
-    <w:lsdException w:name="Light List Accent 3" w:uiPriority="61"/>
-    <w:lsdException w:name="Light Grid Accent 3" w:uiPriority="62"/>
-    <w:lsdException w:name="Medium Shading 1 Accent 3" w:uiPriority="63"/>
-    <w:lsdException w:name="Medium Shading 2 Accent 3" w:uiPriority="64"/>
-    <w:lsdException w:name="Medium List 1 Accent 3" w:uiPriority="65"/>
-    <w:lsdException w:name="Medium List 2 Accent 3" w:uiPriority="66"/>
-    <w:lsdException w:name="Medium Grid 1 Accent 3" w:uiPriority="67"/>
-    <w:lsdException w:name="Medium Grid 2 Accent 3" w:uiPriority="68"/>
-    <w:lsdException w:name="Medium Grid 3 Accent 3" w:uiPriority="69"/>
-    <w:lsdException w:name="Dark List Accent 3" w:uiPriority="70"/>
-    <w:lsdException w:name="Colorful Shading Accent 3" w:uiPriority="71"/>
-    <w:lsdException w:name="Colorful List Accent 3" w:uiPriority="72"/>
-    <w:lsdException w:name="Colorful Grid Accent 3" w:uiPriority="73"/>
-    <w:lsdException w:name="Light Shading Accent 4" w:uiPriority="60"/>
-    <w:lsdException w:name="Light List Accent 4" w:uiPriority="61"/>
-    <w:lsdException w:name="Light Grid Accent 4" w:uiPriority="62"/>
-    <w:lsdException w:name="Medium Shading 1 Accent 4" w:uiPriority="63"/>
-    <w:lsdException w:name="Medium Shading 2 Accent 4" w:uiPriority="64"/>
-    <w:lsdException w:name="Medium List 1 Accent 4" w:uiPriority="65"/>
-    <w:lsdException w:name="Medium List 2 Accent 4" w:uiPriority="66"/>
-    <w:lsdException w:name="Medium Grid 1 Accent 4" w:uiPriority="67"/>
-    <w:lsdException w:name="Medium Grid 2 Accent 4" w:uiPriority="68"/>
-    <w:lsdException w:name="Medium Grid 3 Accent 4" w:uiPriority="69"/>
-    <w:lsdException w:name="Dark List Accent 4" w:uiPriority="70"/>
-    <w:lsdException w:name="Colorful Shading Accent 4" w:uiPriority="71"/>
-    <w:lsdException w:name="Colorful List Accent 4" w:uiPriority="72"/>
-    <w:lsdException w:name="Colorful Grid Accent 4" w:uiPriority="73"/>
-    <w:lsdException w:name="Light Shading Accent 5" w:uiPriority="60"/>
-    <w:lsdException w:name="Light List Accent 5" w:uiPriority="61"/>
-    <w:lsdException w:name="Light Grid Accent 5" w:uiPriority="62"/>
-    <w:lsdException w:name="Medium Shading 1 Accent 5" w:uiPriority="63"/>
-    <w:lsdException w:name="Medium Shading 2 Accent 5" w:uiPriority="64"/>
-    <w:lsdException w:name="Medium List 1 Accent 5" w:uiPriority="65"/>
-    <w:lsdException w:name="Medium List 2 Accent 5" w:uiPriority="66"/>
-    <w:lsdException w:name="Medium Grid 1 Accent 5" w:uiPriority="67"/>
-    <w:lsdException w:name="Medium Grid 2 Accent 5" w:uiPriority="68"/>
-    <w:lsdException w:name="Medium Grid 3 Accent 5" w:uiPriority="69"/>
-    <w:lsdException w:name="Dark List Accent 5" w:uiPriority="70"/>
-    <w:lsdException w:name="Colorful Shading Accent 5" w:uiPriority="71"/>
-    <w:lsdException w:name="Colorful List Accent 5" w:uiPriority="72"/>
-    <w:lsdException w:name="Colorful Grid Accent 5" w:uiPriority="73"/>
-    <w:lsdException w:name="Light Shading Accent 6" w:uiPriority="60"/>
-    <w:lsdException w:name="Light List Accent 6" w:uiPriority="61"/>
-    <w:lsdException w:name="Light Grid Accent 6" w:uiPriority="62"/>
-    <w:lsdException w:name="Medium Shading 1 Accent 6" w:uiPriority="63"/>
-    <w:lsdException w:name="Medium Shading 2 Accent 6" w:uiPriority="64"/>
-    <w:lsdException w:name="Medium List 1 Accent 6" w:uiPriority="65"/>
-    <w:lsdException w:name="Medium List 2 Accent 6" w:uiPriority="66"/>
-    <w:lsdException w:name="Medium Grid 1 Accent 6" w:uiPriority="67"/>
-    <w:lsdException w:name="Medium Grid 2 Accent 6" w:uiPriority="68"/>
-    <w:lsdException w:name="Medium Grid 3 Accent 6" w:uiPriority="69"/>
-    <w:lsdException w:name="Dark List Accent 6" w:uiPriority="70"/>
-    <w:lsdException w:name="Colorful Shading Accent 6" w:uiPriority="71"/>
-    <w:lsdException w:name="Colorful List Accent 6" w:uiPriority="72"/>
-    <w:lsdException w:name="Colorful Grid Accent 6" w:uiPriority="73"/>
-    <w:lsdException w:name="Subtle Emphasis" w:uiPriority="19" w:qFormat="1"/>
-    <w:lsdException w:name="Intense Emphasis" w:uiPriority="21" w:qFormat="1"/>
-    <w:lsdException w:name="Subtle Reference" w:uiPriority="31" w:qFormat="1"/>
-    <w:lsdException w:name="Intense Reference" w:uiPriority="32" w:qFormat="1"/>
-    <w:lsdException w:name="Book Title" w:uiPriority="33" w:qFormat="1"/>
-    <w:lsdException w:name="Bibliography" w:semiHidden="1" w:uiPriority="37" w:unhideWhenUsed="1"/>
-    <w:lsdException w:name="TOC Heading" w:semiHidden="1" w:uiPriority="39" w:unhideWhenUsed="1" w:qFormat="1"/>
-  </w:latentStyles>
-  <w:style w:type="paragraph" w:default="1" w:styleId="a">
-    <w:name w:val="Normal"/>
-    <w:qFormat/>
-    <w:pPr>
-      <w:widowControl w:val="0"/>
-      <w:jc w:val="both"/>
-    </w:pPr>
-    <w:rPr>
-      <w:rFonts w:eastAsia="ＭＳ Ｐ明朝"/>
-      <w:kern w:val="2"/>
-      <w:sz w:val="21"/>
-    </w:rPr>
-  </w:style>
-  <w:style w:type="character" w:default="1" w:styleId="a0">
-    <w:name w:val="Default Paragraph Font"/>
-    <w:uiPriority w:val="1"/>
-    <w:semiHidden/>
-    <w:unhideWhenUsed/>
-  </w:style>
-  <w:style w:type="table" w:default="1" w:styleId="a1">
-    <w:name w:val="Normal Table"/>
-    <w:uiPriority w:val="99"/>
-    <w:semiHidden/>
-    <w:unhideWhenUsed/>
-    <w:tblPr>
-      <w:tblInd w:w="0" w:type="dxa"/>
-      <w:tblCellMar>
-        <w:top w:w="0" w:type="dxa"/>
-        <w:left w:w="108" w:type="dxa"/>
-        <w:bottom w:w="0" w:type="dxa"/>
-        <w:right w:w="108" w:type="dxa"/>
-      </w:tblCellMar>
-    </w:tblPr>
-  </w:style>
-  <w:style w:type="numbering" w:default="1" w:styleId="a2">
-    <w:name w:val="No List"/>
-    <w:uiPriority w:val="99"/>
-    <w:semiHidden/>
-    <w:unhideWhenUsed/>
-  </w:style>
-  <w:style w:type="paragraph" w:styleId="a3">
-    <w:name w:val="Date"/>
-    <w:basedOn w:val="a"/>
-    <w:next w:val="a"/>
-  </w:style>
-  <w:style w:type="character" w:customStyle="1" w:styleId="smaller1">
-    <w:name w:val="smaller1"/>
-    <w:rPr>
-      <w:rFonts w:ascii="lrSVbN" w:hAnsi="lrSVbN" w:hint="default"/>
-      <w:sz w:val="18"/>
-      <w:szCs w:val="18"/>
-    </w:rPr>
-  </w:style>
-  <w:style w:type="paragraph" w:styleId="a4">
-    <w:name w:val="header"/>
-    <w:basedOn w:val="a"/>
-    <w:pPr>
-      <w:tabs>
-        <w:tab w:val="center" w:pos="4252"/>
-        <w:tab w:val="right" w:pos="8504"/>
-      </w:tabs>
-      <w:snapToGrid w:val="0"/>
-    </w:pPr>
-  </w:style>
-  <w:style w:type="paragraph" w:styleId="a5">
-    <w:name w:val="footer"/>
-    <w:basedOn w:val="a"/>
-    <w:pPr>
-      <w:tabs>
-        <w:tab w:val="center" w:pos="4252"/>
-        <w:tab w:val="right" w:pos="8504"/>
-      </w:tabs>
-      <w:snapToGrid w:val="0"/>
-    </w:pPr>
-  </w:style>
-  <w:style w:type="character" w:styleId="a6">
-    <w:name w:val="page number"/>
-    <w:basedOn w:val="a0"/>
-  </w:style>
-  <w:style w:type="paragraph" w:styleId="a7">
-    <w:name w:val="Balloon Text"/>
-    <w:basedOn w:val="a"/>
-    <w:semiHidden/>
-    <w:rsid w:val="00ED595A"/>
-    <w:rPr>
-      <w:rFonts w:ascii="Arial" w:eastAsia="ＭＳ ゴシック" w:hAnsi="Arial"/>
-      <w:sz w:val="18"/>
-      <w:szCs w:val="18"/>
-    </w:rPr>
-  </w:style>
-  <w:style w:type="paragraph" w:customStyle="1" w:styleId="a8">
-    <w:name w:val="表の内容"/>
-    <w:basedOn w:val="a"/>
-    <w:rsid w:val="00083DD2"/>
-    <w:pPr>
-      <w:suppressLineNumbers/>
-      <w:suppressAutoHyphens/>
-      <w:autoSpaceDE w:val="0"/>
-      <w:jc w:val="left"/>
-    </w:pPr>
-    <w:rPr>
-      <w:rFonts w:ascii="ＭＳ 明朝" w:eastAsia="ＭＳ 明朝" w:hAnsi="ＭＳ 明朝" w:cs="ＭＳ 明朝"/>
-      <w:kern w:val="0"/>
-      <w:sz w:val="24"/>
-      <w:szCs w:val="24"/>
-      <w:lang w:eastAsia="en-US" w:bidi="en-US"/>
-    </w:rPr>
-  </w:style>
-  <w:style w:type="character" w:styleId="a9">
-    <w:name w:val="Emphasis"/>
-    <w:qFormat/>
-    <w:rsid w:val="00FF7FFA"/>
-    <w:rPr>
-      <w:i/>
-      <w:iCs/>
-    </w:rPr>
-  </w:style>
-  <w:style w:type="character" w:styleId="aa">
-    <w:name w:val="annotation reference"/>
-    <w:rsid w:val="00B83049"/>
-    <w:rPr>
-      <w:sz w:val="18"/>
-      <w:szCs w:val="18"/>
-    </w:rPr>
-  </w:style>
-  <w:style w:type="paragraph" w:styleId="ab">
-    <w:name w:val="annotation text"/>
-    <w:basedOn w:val="a"/>
-    <w:link w:val="Char"/>
-    <w:rsid w:val="00B83049"/>
-    <w:pPr>
-      <w:jc w:val="left"/>
-    </w:pPr>
-  </w:style>
-  <w:style w:type="character" w:customStyle="1" w:styleId="Char">
-    <w:name w:val="批注文字 Char"/>
-    <w:link w:val="ab"/>
-    <w:rsid w:val="00B83049"/>
-    <w:rPr>
-      <w:rFonts w:eastAsia="ＭＳ Ｐ明朝"/>
-      <w:kern w:val="2"/>
-      <w:sz w:val="21"/>
-    </w:rPr>
-  </w:style>
-  <w:style w:type="paragraph" w:styleId="ac">
-    <w:name w:val="annotation subject"/>
-    <w:basedOn w:val="ab"/>
-    <w:next w:val="ab"/>
-    <w:link w:val="Char0"/>
-    <w:rsid w:val="00B83049"/>
-    <w:rPr>
-      <w:b/>
-      <w:bCs/>
-    </w:rPr>
-  </w:style>
-  <w:style w:type="character" w:customStyle="1" w:styleId="Char0">
-    <w:name w:val="批注主题 Char"/>
-    <w:link w:val="ac"/>
+  <w:style w:type="character" w:customStyle="1" w:styleId="ae">
+    <w:name w:val="コメント内容 (文字)"/>
+    <w:link w:val="ad"/>
     <w:rsid w:val="00B83049"/>
     <w:rPr>
       <w:rFonts w:eastAsia="ＭＳ Ｐ明朝"/>
@@ -10091,7 +10298,7 @@
   <a:extraClrSchemeLst/>
   <a:extLst>
     <a:ext uri="{05A4C25C-085E-4340-85A3-A5531E510DB2}">
-      <thm15:themeFamily xmlns="" xmlns:thm15="http://schemas.microsoft.com/office/thememl/2012/main" name="Office Theme" id="{62F939B6-93AF-4DB8-9C6B-D6C7DFDC589F}" vid="{4A3C46E8-61CC-4603-A589-7422A47A8E4A}"/>
+      <thm15:themeFamily xmlns:thm15="http://schemas.microsoft.com/office/thememl/2012/main" name="Office Theme" id="{62F939B6-93AF-4DB8-9C6B-D6C7DFDC589F}" vid="{4A3C46E8-61CC-4603-A589-7422A47A8E4A}"/>
     </a:ext>
   </a:extLst>
 </a:theme>
